--- a/Тестирование/Разработка Windows приложений на C#/Отчет формы.docx
+++ b/Тестирование/Разработка Windows приложений на C#/Отчет формы.docx
@@ -1,6 +1,6 @@
 
 <file path=word/document.xml><?xml version="1.0" encoding="utf-8"?>
-<w:document xmlns:ve="http://schemas.openxmlformats.org/markup-compatibility/2006" xmlns:o="urn:schemas-microsoft-com:office:office" xmlns:r="http://schemas.openxmlformats.org/officeDocument/2006/relationships" xmlns:m="http://schemas.openxmlformats.org/officeDocument/2006/math" xmlns:v="urn:schemas-microsoft-com:vml" xmlns:wp="http://schemas.openxmlformats.org/drawingml/2006/wordprocessingDrawing" xmlns:w10="urn:schemas-microsoft-com:office:word" xmlns:w="http://schemas.openxmlformats.org/wordprocessingml/2006/main" xmlns:wne="http://schemas.microsoft.com/office/word/2006/wordml">
+<w:document xmlns:wpc="http://schemas.microsoft.com/office/word/2010/wordprocessingCanvas" xmlns:mc="http://schemas.openxmlformats.org/markup-compatibility/2006" xmlns:o="urn:schemas-microsoft-com:office:office" xmlns:r="http://schemas.openxmlformats.org/officeDocument/2006/relationships" xmlns:m="http://schemas.openxmlformats.org/officeDocument/2006/math" xmlns:v="urn:schemas-microsoft-com:vml" xmlns:wp14="http://schemas.microsoft.com/office/word/2010/wordprocessingDrawing" xmlns:wp="http://schemas.openxmlformats.org/drawingml/2006/wordprocessingDrawing" xmlns:w10="urn:schemas-microsoft-com:office:word" xmlns:w="http://schemas.openxmlformats.org/wordprocessingml/2006/main" xmlns:w14="http://schemas.microsoft.com/office/word/2010/wordml" xmlns:wpg="http://schemas.microsoft.com/office/word/2010/wordprocessingGroup" xmlns:wpi="http://schemas.microsoft.com/office/word/2010/wordprocessingInk" xmlns:wne="http://schemas.microsoft.com/office/word/2006/wordml" xmlns:wps="http://schemas.microsoft.com/office/word/2010/wordprocessingShape" mc:Ignorable="w14 wp14">
   <w:body>
     <w:tbl>
       <w:tblPr>
@@ -14,7 +14,7 @@
           <w:insideH w:val="none" w:sz="0" w:space="0" w:color="auto"/>
           <w:insideV w:val="none" w:sz="0" w:space="0" w:color="auto"/>
         </w:tblBorders>
-        <w:tblLook w:val="04A0"/>
+        <w:tblLook w:val="04A0" w:firstRow="1" w:lastRow="0" w:firstColumn="1" w:lastColumn="0" w:noHBand="0" w:noVBand="1"/>
       </w:tblPr>
       <w:tblGrid>
         <w:gridCol w:w="2347"/>
@@ -59,10 +59,10 @@
                           </pic:cNvPicPr>
                         </pic:nvPicPr>
                         <pic:blipFill>
-                          <a:blip r:embed="rId7" cstate="print">
+                          <a:blip r:embed="rId8" cstate="print">
                             <a:extLst>
                               <a:ext uri="{28A0092B-C50C-407E-A947-70E740481C1C}">
-                                <a14:useLocalDpi xmlns:a14="http://schemas.microsoft.com/office/drawing/2010/main" xmlns:wps="http://schemas.microsoft.com/office/word/2010/wordprocessingShape" xmlns:wpi="http://schemas.microsoft.com/office/word/2010/wordprocessingInk" xmlns:wpg="http://schemas.microsoft.com/office/word/2010/wordprocessingGroup" xmlns:w14="http://schemas.microsoft.com/office/word/2010/wordml" xmlns:w="http://schemas.openxmlformats.org/wordprocessingml/2006/main" xmlns:w10="urn:schemas-microsoft-com:office:word" xmlns:wp14="http://schemas.microsoft.com/office/word/2010/wordprocessingDrawing" xmlns:v="urn:schemas-microsoft-com:vml" xmlns:o="urn:schemas-microsoft-com:office:office" xmlns:mc="http://schemas.openxmlformats.org/markup-compatibility/2006" xmlns:wpc="http://schemas.microsoft.com/office/word/2010/wordprocessingCanvas" xmlns="" val="0"/>
+                                <a14:useLocalDpi xmlns:a14="http://schemas.microsoft.com/office/drawing/2010/main" val="0"/>
                               </a:ext>
                             </a:extLst>
                           </a:blip>
@@ -332,8 +332,9 @@
           <w:szCs w:val="40"/>
           <w:lang w:val="ru-RU"/>
         </w:rPr>
-        <w:t>Разработка Windows приложений на C#</w:t>
-      </w:r>
+        <w:t xml:space="preserve">Разработка </w:t>
+      </w:r>
+      <w:proofErr w:type="spellStart"/>
       <w:r>
         <w:rPr>
           <w:b/>
@@ -341,6 +342,25 @@
           <w:szCs w:val="40"/>
           <w:lang w:val="ru-RU"/>
         </w:rPr>
+        <w:t>Windows</w:t>
+      </w:r>
+      <w:proofErr w:type="spellEnd"/>
+      <w:r>
+        <w:rPr>
+          <w:b/>
+          <w:sz w:val="40"/>
+          <w:szCs w:val="40"/>
+          <w:lang w:val="ru-RU"/>
+        </w:rPr>
+        <w:t xml:space="preserve"> приложений на C#</w:t>
+      </w:r>
+      <w:r>
+        <w:rPr>
+          <w:b/>
+          <w:sz w:val="40"/>
+          <w:szCs w:val="40"/>
+          <w:lang w:val="ru-RU"/>
+        </w:rPr>
         <w:t>»</w:t>
       </w:r>
     </w:p>
@@ -394,7 +414,21 @@
         <w:rPr>
           <w:lang w:val="ru-RU"/>
         </w:rPr>
-        <w:t>Студент(ка): Перепёлкина Анфиса Александровна</w:t>
+        <w:t>Студен</w:t>
+      </w:r>
+      <w:proofErr w:type="gramStart"/>
+      <w:r>
+        <w:rPr>
+          <w:lang w:val="ru-RU"/>
+        </w:rPr>
+        <w:t>т(</w:t>
+      </w:r>
+      <w:proofErr w:type="gramEnd"/>
+      <w:r>
+        <w:rPr>
+          <w:lang w:val="ru-RU"/>
+        </w:rPr>
+        <w:t>ка): Перепёлкина Анфиса Александровна</w:t>
       </w:r>
     </w:p>
     <w:p>
@@ -548,7 +582,7 @@
             </w:rPr>
             <w:fldChar w:fldCharType="separate"/>
           </w:r>
-          <w:hyperlink w:anchor="_Toc221412691" w:history="1">
+          <w:hyperlink w:anchor="_Toc221553723" w:history="1">
             <w:r>
               <w:rPr>
                 <w:rStyle w:val="a7"/>
@@ -576,7 +610,7 @@
                 <w:noProof/>
                 <w:webHidden/>
               </w:rPr>
-              <w:instrText xml:space="preserve"> PAGEREF _Toc221412691 \h </w:instrText>
+              <w:instrText xml:space="preserve"> PAGEREF _Toc221553723 \h </w:instrText>
             </w:r>
             <w:r>
               <w:rPr>
@@ -620,7 +654,7 @@
               <w:lang w:val="ru-RU" w:eastAsia="ru-RU"/>
             </w:rPr>
           </w:pPr>
-          <w:hyperlink w:anchor="_Toc221412692" w:history="1">
+          <w:hyperlink w:anchor="_Toc221553724" w:history="1">
             <w:r>
               <w:rPr>
                 <w:rStyle w:val="a7"/>
@@ -648,7 +682,7 @@
                 <w:noProof/>
                 <w:webHidden/>
               </w:rPr>
-              <w:instrText xml:space="preserve"> PAGEREF _Toc221412692 \h </w:instrText>
+              <w:instrText xml:space="preserve"> PAGEREF _Toc221553724 \h </w:instrText>
             </w:r>
             <w:r>
               <w:rPr>
@@ -692,7 +726,7 @@
               <w:lang w:val="ru-RU" w:eastAsia="ru-RU"/>
             </w:rPr>
           </w:pPr>
-          <w:hyperlink w:anchor="_Toc221412693" w:history="1">
+          <w:hyperlink w:anchor="_Toc221553725" w:history="1">
             <w:r>
               <w:rPr>
                 <w:rStyle w:val="a7"/>
@@ -720,7 +754,7 @@
                 <w:noProof/>
                 <w:webHidden/>
               </w:rPr>
-              <w:instrText xml:space="preserve"> PAGEREF _Toc221412693 \h </w:instrText>
+              <w:instrText xml:space="preserve"> PAGEREF _Toc221553725 \h </w:instrText>
             </w:r>
             <w:r>
               <w:rPr>
@@ -764,7 +798,7 @@
               <w:lang w:val="ru-RU" w:eastAsia="ru-RU"/>
             </w:rPr>
           </w:pPr>
-          <w:hyperlink w:anchor="_Toc221412694" w:history="1">
+          <w:hyperlink w:anchor="_Toc221553726" w:history="1">
             <w:r>
               <w:rPr>
                 <w:rStyle w:val="a7"/>
@@ -792,7 +826,7 @@
                 <w:noProof/>
                 <w:webHidden/>
               </w:rPr>
-              <w:instrText xml:space="preserve"> PAGEREF _Toc221412694 \h </w:instrText>
+              <w:instrText xml:space="preserve"> PAGEREF _Toc221553726 \h </w:instrText>
             </w:r>
             <w:r>
               <w:rPr>
@@ -836,7 +870,7 @@
               <w:lang w:val="ru-RU" w:eastAsia="ru-RU"/>
             </w:rPr>
           </w:pPr>
-          <w:hyperlink w:anchor="_Toc221412695" w:history="1">
+          <w:hyperlink w:anchor="_Toc221553727" w:history="1">
             <w:r>
               <w:rPr>
                 <w:rStyle w:val="a7"/>
@@ -864,7 +898,7 @@
                 <w:noProof/>
                 <w:webHidden/>
               </w:rPr>
-              <w:instrText xml:space="preserve"> PAGEREF _Toc221412695 \h </w:instrText>
+              <w:instrText xml:space="preserve"> PAGEREF _Toc221553727 \h </w:instrText>
             </w:r>
             <w:r>
               <w:rPr>
@@ -908,7 +942,7 @@
               <w:lang w:val="ru-RU" w:eastAsia="ru-RU"/>
             </w:rPr>
           </w:pPr>
-          <w:hyperlink w:anchor="_Toc221412696" w:history="1">
+          <w:hyperlink w:anchor="_Toc221553728" w:history="1">
             <w:r>
               <w:rPr>
                 <w:rStyle w:val="a7"/>
@@ -936,7 +970,7 @@
                 <w:noProof/>
                 <w:webHidden/>
               </w:rPr>
-              <w:instrText xml:space="preserve"> PAGEREF _Toc221412696 \h </w:instrText>
+              <w:instrText xml:space="preserve"> PAGEREF _Toc221553728 \h </w:instrText>
             </w:r>
             <w:r>
               <w:rPr>
@@ -980,7 +1014,7 @@
               <w:lang w:val="ru-RU" w:eastAsia="ru-RU"/>
             </w:rPr>
           </w:pPr>
-          <w:hyperlink w:anchor="_Toc221412697" w:history="1">
+          <w:hyperlink w:anchor="_Toc221553729" w:history="1">
             <w:r>
               <w:rPr>
                 <w:rStyle w:val="a7"/>
@@ -1008,7 +1042,7 @@
                 <w:noProof/>
                 <w:webHidden/>
               </w:rPr>
-              <w:instrText xml:space="preserve"> PAGEREF _Toc221412697 \h </w:instrText>
+              <w:instrText xml:space="preserve"> PAGEREF _Toc221553729 \h </w:instrText>
             </w:r>
             <w:r>
               <w:rPr>
@@ -1052,7 +1086,7 @@
               <w:lang w:val="ru-RU" w:eastAsia="ru-RU"/>
             </w:rPr>
           </w:pPr>
-          <w:hyperlink w:anchor="_Toc221412698" w:history="1">
+          <w:hyperlink w:anchor="_Toc221553730" w:history="1">
             <w:r>
               <w:rPr>
                 <w:rStyle w:val="a7"/>
@@ -1080,7 +1114,7 @@
                 <w:noProof/>
                 <w:webHidden/>
               </w:rPr>
-              <w:instrText xml:space="preserve"> PAGEREF _Toc221412698 \h </w:instrText>
+              <w:instrText xml:space="preserve"> PAGEREF _Toc221553730 \h </w:instrText>
             </w:r>
             <w:r>
               <w:rPr>
@@ -1124,7 +1158,7 @@
               <w:lang w:val="ru-RU" w:eastAsia="ru-RU"/>
             </w:rPr>
           </w:pPr>
-          <w:hyperlink w:anchor="_Toc221412699" w:history="1">
+          <w:hyperlink w:anchor="_Toc221553731" w:history="1">
             <w:r>
               <w:rPr>
                 <w:rStyle w:val="a7"/>
@@ -1152,7 +1186,7 @@
                 <w:noProof/>
                 <w:webHidden/>
               </w:rPr>
-              <w:instrText xml:space="preserve"> PAGEREF _Toc221412699 \h </w:instrText>
+              <w:instrText xml:space="preserve"> PAGEREF _Toc221553731 \h </w:instrText>
             </w:r>
             <w:r>
               <w:rPr>
@@ -1196,7 +1230,7 @@
               <w:lang w:val="ru-RU" w:eastAsia="ru-RU"/>
             </w:rPr>
           </w:pPr>
-          <w:hyperlink w:anchor="_Toc221412700" w:history="1">
+          <w:hyperlink w:anchor="_Toc221553732" w:history="1">
             <w:r>
               <w:rPr>
                 <w:rStyle w:val="a7"/>
@@ -1224,7 +1258,7 @@
                 <w:noProof/>
                 <w:webHidden/>
               </w:rPr>
-              <w:instrText xml:space="preserve"> PAGEREF _Toc221412700 \h </w:instrText>
+              <w:instrText xml:space="preserve"> PAGEREF _Toc221553732 \h </w:instrText>
             </w:r>
             <w:r>
               <w:rPr>
@@ -1268,7 +1302,7 @@
               <w:lang w:val="ru-RU" w:eastAsia="ru-RU"/>
             </w:rPr>
           </w:pPr>
-          <w:hyperlink w:anchor="_Toc221412701" w:history="1">
+          <w:hyperlink w:anchor="_Toc221553733" w:history="1">
             <w:r>
               <w:rPr>
                 <w:rStyle w:val="a7"/>
@@ -1296,7 +1330,7 @@
                 <w:noProof/>
                 <w:webHidden/>
               </w:rPr>
-              <w:instrText xml:space="preserve"> PAGEREF _Toc221412701 \h </w:instrText>
+              <w:instrText xml:space="preserve"> PAGEREF _Toc221553733 \h </w:instrText>
             </w:r>
             <w:r>
               <w:rPr>
@@ -1340,7 +1374,7 @@
               <w:lang w:val="ru-RU" w:eastAsia="ru-RU"/>
             </w:rPr>
           </w:pPr>
-          <w:hyperlink w:anchor="_Toc221412702" w:history="1">
+          <w:hyperlink w:anchor="_Toc221553734" w:history="1">
             <w:r>
               <w:rPr>
                 <w:rStyle w:val="a7"/>
@@ -1368,7 +1402,7 @@
                 <w:noProof/>
                 <w:webHidden/>
               </w:rPr>
-              <w:instrText xml:space="preserve"> PAGEREF _Toc221412702 \h </w:instrText>
+              <w:instrText xml:space="preserve"> PAGEREF _Toc221553734 \h </w:instrText>
             </w:r>
             <w:r>
               <w:rPr>
@@ -1412,7 +1446,7 @@
               <w:lang w:val="ru-RU" w:eastAsia="ru-RU"/>
             </w:rPr>
           </w:pPr>
-          <w:hyperlink w:anchor="_Toc221412703" w:history="1">
+          <w:hyperlink w:anchor="_Toc221553735" w:history="1">
             <w:r>
               <w:rPr>
                 <w:rStyle w:val="a7"/>
@@ -1440,7 +1474,7 @@
                 <w:noProof/>
                 <w:webHidden/>
               </w:rPr>
-              <w:instrText xml:space="preserve"> PAGEREF _Toc221412703 \h </w:instrText>
+              <w:instrText xml:space="preserve"> PAGEREF _Toc221553735 \h </w:instrText>
             </w:r>
             <w:r>
               <w:rPr>
@@ -1484,7 +1518,7 @@
               <w:lang w:val="ru-RU" w:eastAsia="ru-RU"/>
             </w:rPr>
           </w:pPr>
-          <w:hyperlink w:anchor="_Toc221412704" w:history="1">
+          <w:hyperlink w:anchor="_Toc221553736" w:history="1">
             <w:r>
               <w:rPr>
                 <w:rStyle w:val="a7"/>
@@ -1512,7 +1546,7 @@
                 <w:noProof/>
                 <w:webHidden/>
               </w:rPr>
-              <w:instrText xml:space="preserve"> PAGEREF _Toc221412704 \h </w:instrText>
+              <w:instrText xml:space="preserve"> PAGEREF _Toc221553736 \h </w:instrText>
             </w:r>
             <w:r>
               <w:rPr>
@@ -1556,7 +1590,7 @@
               <w:lang w:val="ru-RU" w:eastAsia="ru-RU"/>
             </w:rPr>
           </w:pPr>
-          <w:hyperlink w:anchor="_Toc221412705" w:history="1">
+          <w:hyperlink w:anchor="_Toc221553737" w:history="1">
             <w:r>
               <w:rPr>
                 <w:rStyle w:val="a7"/>
@@ -1584,7 +1618,7 @@
                 <w:noProof/>
                 <w:webHidden/>
               </w:rPr>
-              <w:instrText xml:space="preserve"> PAGEREF _Toc221412705 \h </w:instrText>
+              <w:instrText xml:space="preserve"> PAGEREF _Toc221553737 \h </w:instrText>
             </w:r>
             <w:r>
               <w:rPr>
@@ -1628,7 +1662,7 @@
               <w:lang w:val="ru-RU" w:eastAsia="ru-RU"/>
             </w:rPr>
           </w:pPr>
-          <w:hyperlink w:anchor="_Toc221412706" w:history="1">
+          <w:hyperlink w:anchor="_Toc221553738" w:history="1">
             <w:r>
               <w:rPr>
                 <w:rStyle w:val="a7"/>
@@ -1656,7 +1690,7 @@
                 <w:noProof/>
                 <w:webHidden/>
               </w:rPr>
-              <w:instrText xml:space="preserve"> PAGEREF _Toc221412706 \h </w:instrText>
+              <w:instrText xml:space="preserve"> PAGEREF _Toc221553738 \h </w:instrText>
             </w:r>
             <w:r>
               <w:rPr>
@@ -1700,7 +1734,7 @@
               <w:lang w:val="ru-RU" w:eastAsia="ru-RU"/>
             </w:rPr>
           </w:pPr>
-          <w:hyperlink w:anchor="_Toc221412707" w:history="1">
+          <w:hyperlink w:anchor="_Toc221553739" w:history="1">
             <w:r>
               <w:rPr>
                 <w:rStyle w:val="a7"/>
@@ -1728,7 +1762,7 @@
                 <w:noProof/>
                 <w:webHidden/>
               </w:rPr>
-              <w:instrText xml:space="preserve"> PAGEREF _Toc221412707 \h </w:instrText>
+              <w:instrText xml:space="preserve"> PAGEREF _Toc221553739 \h </w:instrText>
             </w:r>
             <w:r>
               <w:rPr>
@@ -1772,7 +1806,7 @@
               <w:lang w:val="ru-RU" w:eastAsia="ru-RU"/>
             </w:rPr>
           </w:pPr>
-          <w:hyperlink w:anchor="_Toc221412708" w:history="1">
+          <w:hyperlink w:anchor="_Toc221553740" w:history="1">
             <w:r>
               <w:rPr>
                 <w:rStyle w:val="a7"/>
@@ -1800,7 +1834,7 @@
                 <w:noProof/>
                 <w:webHidden/>
               </w:rPr>
-              <w:instrText xml:space="preserve"> PAGEREF _Toc221412708 \h </w:instrText>
+              <w:instrText xml:space="preserve"> PAGEREF _Toc221553740 \h </w:instrText>
             </w:r>
             <w:r>
               <w:rPr>
@@ -1844,7 +1878,7 @@
               <w:lang w:val="ru-RU" w:eastAsia="ru-RU"/>
             </w:rPr>
           </w:pPr>
-          <w:hyperlink w:anchor="_Toc221412709" w:history="1">
+          <w:hyperlink w:anchor="_Toc221553741" w:history="1">
             <w:r>
               <w:rPr>
                 <w:rStyle w:val="a7"/>
@@ -1872,7 +1906,7 @@
                 <w:noProof/>
                 <w:webHidden/>
               </w:rPr>
-              <w:instrText xml:space="preserve"> PAGEREF _Toc221412709 \h </w:instrText>
+              <w:instrText xml:space="preserve"> PAGEREF _Toc221553741 \h </w:instrText>
             </w:r>
             <w:r>
               <w:rPr>
@@ -1916,7 +1950,7 @@
               <w:lang w:val="ru-RU" w:eastAsia="ru-RU"/>
             </w:rPr>
           </w:pPr>
-          <w:hyperlink w:anchor="_Toc221412710" w:history="1">
+          <w:hyperlink w:anchor="_Toc221553742" w:history="1">
             <w:r>
               <w:rPr>
                 <w:rStyle w:val="a7"/>
@@ -1944,7 +1978,7 @@
                 <w:noProof/>
                 <w:webHidden/>
               </w:rPr>
-              <w:instrText xml:space="preserve"> PAGEREF _Toc221412710 \h </w:instrText>
+              <w:instrText xml:space="preserve"> PAGEREF _Toc221553742 \h </w:instrText>
             </w:r>
             <w:r>
               <w:rPr>
@@ -1988,7 +2022,7 @@
               <w:lang w:val="ru-RU" w:eastAsia="ru-RU"/>
             </w:rPr>
           </w:pPr>
-          <w:hyperlink w:anchor="_Toc221412711" w:history="1">
+          <w:hyperlink w:anchor="_Toc221553743" w:history="1">
             <w:r>
               <w:rPr>
                 <w:rStyle w:val="a7"/>
@@ -2016,7 +2050,7 @@
                 <w:noProof/>
                 <w:webHidden/>
               </w:rPr>
-              <w:instrText xml:space="preserve"> PAGEREF _Toc221412711 \h </w:instrText>
+              <w:instrText xml:space="preserve"> PAGEREF _Toc221553743 \h </w:instrText>
             </w:r>
             <w:r>
               <w:rPr>
@@ -2037,6 +2071,222 @@
                 <w:webHidden/>
               </w:rPr>
               <w:t>27</w:t>
+            </w:r>
+            <w:r>
+              <w:rPr>
+                <w:noProof/>
+                <w:webHidden/>
+              </w:rPr>
+              <w:fldChar w:fldCharType="end"/>
+            </w:r>
+          </w:hyperlink>
+        </w:p>
+        <w:p>
+          <w:pPr>
+            <w:pStyle w:val="11"/>
+            <w:tabs>
+              <w:tab w:val="right" w:leader="dot" w:pos="9345"/>
+            </w:tabs>
+            <w:rPr>
+              <w:rFonts w:asciiTheme="minorHAnsi" w:hAnsiTheme="minorHAnsi"/>
+              <w:noProof/>
+              <w:sz w:val="22"/>
+              <w:lang w:val="ru-RU" w:eastAsia="ru-RU"/>
+            </w:rPr>
+          </w:pPr>
+          <w:hyperlink w:anchor="_Toc221553744" w:history="1">
+            <w:r>
+              <w:rPr>
+                <w:rStyle w:val="a7"/>
+                <w:noProof/>
+                <w:lang w:val="ru-RU"/>
+              </w:rPr>
+              <w:t>ЛАБОАТОРНАЯ РАБОТА №5</w:t>
+            </w:r>
+            <w:r>
+              <w:rPr>
+                <w:noProof/>
+                <w:webHidden/>
+              </w:rPr>
+              <w:tab/>
+            </w:r>
+            <w:r>
+              <w:rPr>
+                <w:noProof/>
+                <w:webHidden/>
+              </w:rPr>
+              <w:fldChar w:fldCharType="begin"/>
+            </w:r>
+            <w:r>
+              <w:rPr>
+                <w:noProof/>
+                <w:webHidden/>
+              </w:rPr>
+              <w:instrText xml:space="preserve"> PAGEREF _Toc221553744 \h </w:instrText>
+            </w:r>
+            <w:r>
+              <w:rPr>
+                <w:noProof/>
+                <w:webHidden/>
+              </w:rPr>
+            </w:r>
+            <w:r>
+              <w:rPr>
+                <w:noProof/>
+                <w:webHidden/>
+              </w:rPr>
+              <w:fldChar w:fldCharType="separate"/>
+            </w:r>
+            <w:r>
+              <w:rPr>
+                <w:noProof/>
+                <w:webHidden/>
+              </w:rPr>
+              <w:t>31</w:t>
+            </w:r>
+            <w:r>
+              <w:rPr>
+                <w:noProof/>
+                <w:webHidden/>
+              </w:rPr>
+              <w:fldChar w:fldCharType="end"/>
+            </w:r>
+          </w:hyperlink>
+        </w:p>
+        <w:p>
+          <w:pPr>
+            <w:pStyle w:val="31"/>
+            <w:tabs>
+              <w:tab w:val="right" w:leader="dot" w:pos="9345"/>
+            </w:tabs>
+            <w:rPr>
+              <w:rFonts w:asciiTheme="minorHAnsi" w:hAnsiTheme="minorHAnsi"/>
+              <w:noProof/>
+              <w:sz w:val="22"/>
+              <w:lang w:val="ru-RU" w:eastAsia="ru-RU"/>
+            </w:rPr>
+          </w:pPr>
+          <w:hyperlink w:anchor="_Toc221553745" w:history="1">
+            <w:r>
+              <w:rPr>
+                <w:rStyle w:val="a7"/>
+                <w:noProof/>
+                <w:lang w:val="ru-RU"/>
+              </w:rPr>
+              <w:t>Упражнение 1</w:t>
+            </w:r>
+            <w:r>
+              <w:rPr>
+                <w:noProof/>
+                <w:webHidden/>
+              </w:rPr>
+              <w:tab/>
+            </w:r>
+            <w:r>
+              <w:rPr>
+                <w:noProof/>
+                <w:webHidden/>
+              </w:rPr>
+              <w:fldChar w:fldCharType="begin"/>
+            </w:r>
+            <w:r>
+              <w:rPr>
+                <w:noProof/>
+                <w:webHidden/>
+              </w:rPr>
+              <w:instrText xml:space="preserve"> PAGEREF _Toc221553745 \h </w:instrText>
+            </w:r>
+            <w:r>
+              <w:rPr>
+                <w:noProof/>
+                <w:webHidden/>
+              </w:rPr>
+            </w:r>
+            <w:r>
+              <w:rPr>
+                <w:noProof/>
+                <w:webHidden/>
+              </w:rPr>
+              <w:fldChar w:fldCharType="separate"/>
+            </w:r>
+            <w:r>
+              <w:rPr>
+                <w:noProof/>
+                <w:webHidden/>
+              </w:rPr>
+              <w:t>31</w:t>
+            </w:r>
+            <w:r>
+              <w:rPr>
+                <w:noProof/>
+                <w:webHidden/>
+              </w:rPr>
+              <w:fldChar w:fldCharType="end"/>
+            </w:r>
+          </w:hyperlink>
+        </w:p>
+        <w:p>
+          <w:pPr>
+            <w:pStyle w:val="31"/>
+            <w:tabs>
+              <w:tab w:val="right" w:leader="dot" w:pos="9345"/>
+            </w:tabs>
+            <w:rPr>
+              <w:rFonts w:asciiTheme="minorHAnsi" w:hAnsiTheme="minorHAnsi"/>
+              <w:noProof/>
+              <w:sz w:val="22"/>
+              <w:lang w:val="ru-RU" w:eastAsia="ru-RU"/>
+            </w:rPr>
+          </w:pPr>
+          <w:hyperlink w:anchor="_Toc221553746" w:history="1">
+            <w:r>
+              <w:rPr>
+                <w:rStyle w:val="a7"/>
+                <w:noProof/>
+                <w:lang w:val="ru-RU"/>
+              </w:rPr>
+              <w:t>Упражнение 2</w:t>
+            </w:r>
+            <w:r>
+              <w:rPr>
+                <w:noProof/>
+                <w:webHidden/>
+              </w:rPr>
+              <w:tab/>
+            </w:r>
+            <w:r>
+              <w:rPr>
+                <w:noProof/>
+                <w:webHidden/>
+              </w:rPr>
+              <w:fldChar w:fldCharType="begin"/>
+            </w:r>
+            <w:r>
+              <w:rPr>
+                <w:noProof/>
+                <w:webHidden/>
+              </w:rPr>
+              <w:instrText xml:space="preserve"> PAGEREF _Toc221553746 \h </w:instrText>
+            </w:r>
+            <w:r>
+              <w:rPr>
+                <w:noProof/>
+                <w:webHidden/>
+              </w:rPr>
+            </w:r>
+            <w:r>
+              <w:rPr>
+                <w:noProof/>
+                <w:webHidden/>
+              </w:rPr>
+              <w:fldChar w:fldCharType="separate"/>
+            </w:r>
+            <w:r>
+              <w:rPr>
+                <w:noProof/>
+                <w:webHidden/>
+              </w:rPr>
+              <w:t>32</w:t>
             </w:r>
             <w:r>
               <w:rPr>
@@ -2074,6 +2324,8 @@
         </w:rPr>
         <w:br w:type="page"/>
       </w:r>
+      <w:bookmarkStart w:id="0" w:name="_GoBack"/>
+      <w:bookmarkEnd w:id="0"/>
     </w:p>
     <w:p>
       <w:pPr>
@@ -2082,7 +2334,7 @@
           <w:lang w:val="ru-RU"/>
         </w:rPr>
       </w:pPr>
-      <w:bookmarkStart w:id="0" w:name="_Toc221412691"/>
+      <w:bookmarkStart w:id="1" w:name="_Toc221553723"/>
       <w:r>
         <w:rPr>
           <w:lang w:val="ru-RU"/>
@@ -2090,7 +2342,7 @@
         <w:lastRenderedPageBreak/>
         <w:t>ЛАБОРАТОРНАЯ РАБОТА №1</w:t>
       </w:r>
-      <w:bookmarkEnd w:id="0"/>
+      <w:bookmarkEnd w:id="1"/>
     </w:p>
     <w:p>
       <w:pPr>
@@ -2099,26 +2351,40 @@
           <w:lang w:val="ru-RU"/>
         </w:rPr>
       </w:pPr>
-      <w:bookmarkStart w:id="1" w:name="_Toc221412692"/>
+      <w:bookmarkStart w:id="2" w:name="_Toc221553724"/>
       <w:r>
         <w:rPr>
           <w:lang w:val="ru-RU"/>
         </w:rPr>
         <w:t>Упражнение 1</w:t>
       </w:r>
-      <w:bookmarkEnd w:id="1"/>
-    </w:p>
-    <w:p>
-      <w:pPr>
-        <w:rPr>
-          <w:lang w:val="ru-RU"/>
-        </w:rPr>
-      </w:pPr>
-      <w:r>
-        <w:rPr>
-          <w:lang w:val="ru-RU"/>
-        </w:rPr>
-        <w:t xml:space="preserve">Я создала форму на которой находятся кнопки которые меняют свойства формы( размер/положение нахождения ее на экране, прозрачность, и </w:t>
+      <w:bookmarkEnd w:id="2"/>
+    </w:p>
+    <w:p>
+      <w:pPr>
+        <w:rPr>
+          <w:lang w:val="ru-RU"/>
+        </w:rPr>
+      </w:pPr>
+      <w:r>
+        <w:rPr>
+          <w:lang w:val="ru-RU"/>
+        </w:rPr>
+        <w:t>Я создала форму на которой находятся кнопки которые меняют свойства форм</w:t>
+      </w:r>
+      <w:proofErr w:type="gramStart"/>
+      <w:r>
+        <w:rPr>
+          <w:lang w:val="ru-RU"/>
+        </w:rPr>
+        <w:t>ы(</w:t>
+      </w:r>
+      <w:proofErr w:type="gramEnd"/>
+      <w:r>
+        <w:rPr>
+          <w:lang w:val="ru-RU"/>
+        </w:rPr>
+        <w:t xml:space="preserve"> размер/положение нахождения ее на экране, прозрачность, и </w:t>
       </w:r>
       <w:r>
         <w:rPr>
@@ -2156,7 +2422,7 @@
                     </pic:cNvPicPr>
                   </pic:nvPicPr>
                   <pic:blipFill>
-                    <a:blip r:embed="rId8" cstate="print"/>
+                    <a:blip r:embed="rId9" cstate="print"/>
                     <a:srcRect/>
                     <a:stretch>
                       <a:fillRect/>
@@ -2254,7 +2520,7 @@
                     </pic:cNvPicPr>
                   </pic:nvPicPr>
                   <pic:blipFill>
-                    <a:blip r:embed="rId9" cstate="print"/>
+                    <a:blip r:embed="rId10" cstate="print"/>
                     <a:srcRect/>
                     <a:stretch>
                       <a:fillRect/>
@@ -2365,7 +2631,7 @@
                     </pic:cNvPicPr>
                   </pic:nvPicPr>
                   <pic:blipFill>
-                    <a:blip r:embed="rId10" cstate="print"/>
+                    <a:blip r:embed="rId11" cstate="print"/>
                     <a:srcRect/>
                     <a:stretch>
                       <a:fillRect/>
@@ -2459,7 +2725,7 @@
                     </pic:cNvPicPr>
                   </pic:nvPicPr>
                   <pic:blipFill>
-                    <a:blip r:embed="rId11" cstate="print"/>
+                    <a:blip r:embed="rId12" cstate="print"/>
                     <a:srcRect/>
                     <a:stretch>
                       <a:fillRect/>
@@ -2509,7 +2775,7 @@
           <w:lang w:val="ru-RU"/>
         </w:rPr>
       </w:pPr>
-      <w:bookmarkStart w:id="2" w:name="_Toc221412693"/>
+      <w:bookmarkStart w:id="3" w:name="_Toc221553725"/>
       <w:r>
         <w:rPr>
           <w:lang w:val="ru-RU"/>
@@ -2517,7 +2783,7 @@
         <w:lastRenderedPageBreak/>
         <w:t>Упражнение 2</w:t>
       </w:r>
-      <w:bookmarkEnd w:id="2"/>
+      <w:bookmarkEnd w:id="3"/>
     </w:p>
     <w:p>
       <w:pPr>
@@ -2548,7 +2814,7 @@
                     </pic:cNvPicPr>
                   </pic:nvPicPr>
                   <pic:blipFill>
-                    <a:blip r:embed="rId12" cstate="print"/>
+                    <a:blip r:embed="rId13" cstate="print"/>
                     <a:srcRect/>
                     <a:stretch>
                       <a:fillRect/>
@@ -2587,7 +2853,21 @@
         <w:rPr>
           <w:lang w:val="ru-RU"/>
         </w:rPr>
-        <w:t>Добавили кнопку для открытия новой формы, которая будет открываться в виде треугольника, и без рамки с кнопками функций следовательно нужно было сделать на этой форме отдельную кно</w:t>
+        <w:t xml:space="preserve">Добавили кнопку для открытия новой формы, которая будет открываться в виде треугольника, и без рамки с кнопками </w:t>
+      </w:r>
+      <w:proofErr w:type="gramStart"/>
+      <w:r>
+        <w:rPr>
+          <w:lang w:val="ru-RU"/>
+        </w:rPr>
+        <w:t>функций</w:t>
+      </w:r>
+      <w:proofErr w:type="gramEnd"/>
+      <w:r>
+        <w:rPr>
+          <w:lang w:val="ru-RU"/>
+        </w:rPr>
+        <w:t xml:space="preserve"> следовательно нужно было сделать на этой форме отдельную кно</w:t>
       </w:r>
       <w:r>
         <w:rPr>
@@ -2631,7 +2911,7 @@
                     </pic:cNvPicPr>
                   </pic:nvPicPr>
                   <pic:blipFill>
-                    <a:blip r:embed="rId12" cstate="print"/>
+                    <a:blip r:embed="rId13" cstate="print"/>
                     <a:srcRect/>
                     <a:stretch>
                       <a:fillRect/>
@@ -2689,7 +2969,7 @@
                     </pic:cNvPicPr>
                   </pic:nvPicPr>
                   <pic:blipFill>
-                    <a:blip r:embed="rId13" cstate="print"/>
+                    <a:blip r:embed="rId14" cstate="print"/>
                     <a:srcRect/>
                     <a:stretch>
                       <a:fillRect/>
@@ -2725,7 +3005,7 @@
           <w:lang w:val="ru-RU"/>
         </w:rPr>
       </w:pPr>
-      <w:bookmarkStart w:id="3" w:name="_Toc221412694"/>
+      <w:bookmarkStart w:id="4" w:name="_Toc221553726"/>
       <w:r>
         <w:rPr>
           <w:lang w:val="ru-RU"/>
@@ -2733,7 +3013,7 @@
         <w:lastRenderedPageBreak/>
         <w:t>Домашнее задание:</w:t>
       </w:r>
-      <w:bookmarkEnd w:id="3"/>
+      <w:bookmarkEnd w:id="4"/>
     </w:p>
     <w:p>
       <w:pPr>
@@ -2742,14 +3022,14 @@
           <w:lang w:val="ru-RU"/>
         </w:rPr>
       </w:pPr>
-      <w:bookmarkStart w:id="4" w:name="_Toc221412695"/>
+      <w:bookmarkStart w:id="5" w:name="_Toc221553727"/>
       <w:r>
         <w:rPr>
           <w:lang w:val="ru-RU"/>
         </w:rPr>
         <w:t>Упражнение 3</w:t>
       </w:r>
-      <w:bookmarkEnd w:id="4"/>
+      <w:bookmarkEnd w:id="5"/>
     </w:p>
     <w:p>
       <w:pPr>
@@ -2767,7 +3047,21 @@
         <w:rPr>
           <w:lang w:val="ru-RU"/>
         </w:rPr>
-        <w:t xml:space="preserve">формы которая будет открываться при запуске нашей программы(на фото самая первая отображающаяся форма при запуске программы). </w:t>
+        <w:t>формы которая будет открываться при запуске нашей программ</w:t>
+      </w:r>
+      <w:proofErr w:type="gramStart"/>
+      <w:r>
+        <w:rPr>
+          <w:lang w:val="ru-RU"/>
+        </w:rPr>
+        <w:t>ы(</w:t>
+      </w:r>
+      <w:proofErr w:type="gramEnd"/>
+      <w:r>
+        <w:rPr>
+          <w:lang w:val="ru-RU"/>
+        </w:rPr>
+        <w:t xml:space="preserve">на фото самая первая отображающаяся форма при запуске программы). </w:t>
       </w:r>
     </w:p>
     <w:p>
@@ -2799,7 +3093,7 @@
                     </pic:cNvPicPr>
                   </pic:nvPicPr>
                   <pic:blipFill>
-                    <a:blip r:embed="rId14" cstate="print"/>
+                    <a:blip r:embed="rId15" cstate="print"/>
                     <a:srcRect/>
                     <a:stretch>
                       <a:fillRect/>
@@ -2838,7 +3132,21 @@
         <w:rPr>
           <w:lang w:val="ru-RU"/>
         </w:rPr>
-        <w:t>на ней я расположила кнопки закрыть для полного закрытия программы, и кнопку которая открывает следующую форму</w:t>
+        <w:t xml:space="preserve">на ней я расположила кнопки закрыть для полного закрытия программы, и </w:t>
+      </w:r>
+      <w:proofErr w:type="gramStart"/>
+      <w:r>
+        <w:rPr>
+          <w:lang w:val="ru-RU"/>
+        </w:rPr>
+        <w:t>кнопку</w:t>
+      </w:r>
+      <w:proofErr w:type="gramEnd"/>
+      <w:r>
+        <w:rPr>
+          <w:lang w:val="ru-RU"/>
+        </w:rPr>
+        <w:t xml:space="preserve"> которая открывает следующую форму</w:t>
       </w:r>
     </w:p>
     <w:p>
@@ -2870,7 +3178,7 @@
                     </pic:cNvPicPr>
                   </pic:nvPicPr>
                   <pic:blipFill>
-                    <a:blip r:embed="rId15" cstate="print"/>
+                    <a:blip r:embed="rId16" cstate="print"/>
                     <a:srcRect/>
                     <a:stretch>
                       <a:fillRect/>
@@ -2910,7 +3218,21 @@
           <w:lang w:val="ru-RU"/>
         </w:rPr>
         <w:lastRenderedPageBreak/>
-        <w:t>На следующей форме я добавила ее две кнопки которые открывают форы в виде сердца и машины (индивидуальные задания которые давал Александр Сергеевич)</w:t>
+        <w:t xml:space="preserve">На следующей форме я добавила ее две </w:t>
+      </w:r>
+      <w:proofErr w:type="gramStart"/>
+      <w:r>
+        <w:rPr>
+          <w:lang w:val="ru-RU"/>
+        </w:rPr>
+        <w:t>кнопки</w:t>
+      </w:r>
+      <w:proofErr w:type="gramEnd"/>
+      <w:r>
+        <w:rPr>
+          <w:lang w:val="ru-RU"/>
+        </w:rPr>
+        <w:t xml:space="preserve"> которые открывают форы в виде сердца и машины (индивидуальные задания которые давал Александр Сергеевич)</w:t>
       </w:r>
     </w:p>
     <w:p>
@@ -2942,7 +3264,7 @@
                     </pic:cNvPicPr>
                   </pic:nvPicPr>
                   <pic:blipFill>
-                    <a:blip r:embed="rId16" cstate="print"/>
+                    <a:blip r:embed="rId17" cstate="print"/>
                     <a:srcRect/>
                     <a:stretch>
                       <a:fillRect/>
@@ -3013,7 +3335,7 @@
                     </pic:cNvPicPr>
                   </pic:nvPicPr>
                   <pic:blipFill>
-                    <a:blip r:embed="rId17" cstate="print"/>
+                    <a:blip r:embed="rId18" cstate="print"/>
                     <a:srcRect/>
                     <a:stretch>
                       <a:fillRect/>
@@ -3105,7 +3427,7 @@
           <w:lang w:val="ru-RU"/>
         </w:rPr>
       </w:pPr>
-      <w:bookmarkStart w:id="5" w:name="_Toc221412696"/>
+      <w:bookmarkStart w:id="6" w:name="_Toc221553728"/>
       <w:r>
         <w:rPr>
           <w:lang w:val="ru-RU"/>
@@ -3119,7 +3441,7 @@
         </w:rPr>
         <w:t>пражнение 4</w:t>
       </w:r>
-      <w:bookmarkEnd w:id="5"/>
+      <w:bookmarkEnd w:id="6"/>
     </w:p>
     <w:p>
       <w:pPr>
@@ -3158,9 +3480,11 @@
         </w:rPr>
         <w:t xml:space="preserve">создали через </w:t>
       </w:r>
+      <w:proofErr w:type="spellStart"/>
       <w:r>
         <w:t>MenuStrip</w:t>
       </w:r>
+      <w:proofErr w:type="spellEnd"/>
       <w:r>
         <w:rPr>
           <w:lang w:val="ru-RU"/>
@@ -3212,7 +3536,7 @@
                     </pic:cNvPicPr>
                   </pic:nvPicPr>
                   <pic:blipFill>
-                    <a:blip r:embed="rId18" cstate="print"/>
+                    <a:blip r:embed="rId19" cstate="print"/>
                     <a:srcRect/>
                     <a:stretch>
                       <a:fillRect/>
@@ -3270,7 +3594,7 @@
                     </pic:cNvPicPr>
                   </pic:nvPicPr>
                   <pic:blipFill>
-                    <a:blip r:embed="rId19" cstate="print"/>
+                    <a:blip r:embed="rId20" cstate="print"/>
                     <a:srcRect/>
                     <a:stretch>
                       <a:fillRect/>
@@ -3327,7 +3651,7 @@
                     </pic:cNvPicPr>
                   </pic:nvPicPr>
                   <pic:blipFill>
-                    <a:blip r:embed="rId20" cstate="print"/>
+                    <a:blip r:embed="rId21" cstate="print"/>
                     <a:srcRect/>
                     <a:stretch>
                       <a:fillRect/>
@@ -3404,7 +3728,21 @@
         <w:rPr>
           <w:lang w:val="ru-RU"/>
         </w:rPr>
-        <w:t xml:space="preserve"> создается дочерняя форма в которой отображается только вкладка формата, где есть кнопка меняющая текст который будут писаться в форме на синий</w:t>
+        <w:t xml:space="preserve"> создается дочерняя </w:t>
+      </w:r>
+      <w:proofErr w:type="gramStart"/>
+      <w:r>
+        <w:rPr>
+          <w:lang w:val="ru-RU"/>
+        </w:rPr>
+        <w:t>форма</w:t>
+      </w:r>
+      <w:proofErr w:type="gramEnd"/>
+      <w:r>
+        <w:rPr>
+          <w:lang w:val="ru-RU"/>
+        </w:rPr>
+        <w:t xml:space="preserve"> в которой отображается только вкладка формата, где есть кнопка меняющая текст который будут писаться в форме на синий</w:t>
       </w:r>
     </w:p>
     <w:p>
@@ -3436,7 +3774,7 @@
                     </pic:cNvPicPr>
                   </pic:nvPicPr>
                   <pic:blipFill>
-                    <a:blip r:embed="rId21" cstate="print"/>
+                    <a:blip r:embed="rId22" cstate="print"/>
                     <a:srcRect/>
                     <a:stretch>
                       <a:fillRect/>
@@ -3494,7 +3832,7 @@
                     </pic:cNvPicPr>
                   </pic:nvPicPr>
                   <pic:blipFill>
-                    <a:blip r:embed="rId22" cstate="print"/>
+                    <a:blip r:embed="rId23" cstate="print"/>
                     <a:srcRect/>
                     <a:stretch>
                       <a:fillRect/>
@@ -3561,7 +3899,21 @@
         <w:rPr>
           <w:lang w:val="ru-RU"/>
         </w:rPr>
-        <w:t xml:space="preserve"> открывается новая форма где можно писать текст, и добавляется новая вкладка Формата</w:t>
+        <w:t xml:space="preserve"> открывается новая </w:t>
+      </w:r>
+      <w:proofErr w:type="gramStart"/>
+      <w:r>
+        <w:rPr>
+          <w:lang w:val="ru-RU"/>
+        </w:rPr>
+        <w:t>форма</w:t>
+      </w:r>
+      <w:proofErr w:type="gramEnd"/>
+      <w:r>
+        <w:rPr>
+          <w:lang w:val="ru-RU"/>
+        </w:rPr>
+        <w:t xml:space="preserve"> где можно писать текст, и добавляется новая вкладка Формата</w:t>
       </w:r>
     </w:p>
     <w:p>
@@ -3593,7 +3945,7 @@
                     </pic:cNvPicPr>
                   </pic:nvPicPr>
                   <pic:blipFill>
-                    <a:blip r:embed="rId23" cstate="print"/>
+                    <a:blip r:embed="rId24" cstate="print"/>
                     <a:srcRect/>
                     <a:stretch>
                       <a:fillRect/>
@@ -3652,7 +4004,7 @@
                     </pic:cNvPicPr>
                   </pic:nvPicPr>
                   <pic:blipFill>
-                    <a:blip r:embed="rId24" cstate="print"/>
+                    <a:blip r:embed="rId25" cstate="print"/>
                     <a:srcRect/>
                     <a:stretch>
                       <a:fillRect/>
@@ -3691,7 +4043,21 @@
         <w:rPr>
           <w:lang w:val="ru-RU"/>
         </w:rPr>
-        <w:t>При открытии вкладки формат и при нажатии на кнопку весь текст написанный в форме меняется на синий</w:t>
+        <w:t xml:space="preserve">При открытии вкладки формат и при нажатии на кнопку весь </w:t>
+      </w:r>
+      <w:proofErr w:type="gramStart"/>
+      <w:r>
+        <w:rPr>
+          <w:lang w:val="ru-RU"/>
+        </w:rPr>
+        <w:t>текст</w:t>
+      </w:r>
+      <w:proofErr w:type="gramEnd"/>
+      <w:r>
+        <w:rPr>
+          <w:lang w:val="ru-RU"/>
+        </w:rPr>
+        <w:t xml:space="preserve"> написанный в форме меняется на синий</w:t>
       </w:r>
     </w:p>
     <w:p>
@@ -3723,7 +4089,7 @@
                     </pic:cNvPicPr>
                   </pic:nvPicPr>
                   <pic:blipFill>
-                    <a:blip r:embed="rId25" cstate="print"/>
+                    <a:blip r:embed="rId26" cstate="print"/>
                     <a:srcRect/>
                     <a:stretch>
                       <a:fillRect/>
@@ -3833,7 +4199,7 @@
                     </pic:cNvPicPr>
                   </pic:nvPicPr>
                   <pic:blipFill>
-                    <a:blip r:embed="rId26" cstate="print"/>
+                    <a:blip r:embed="rId27" cstate="print"/>
                     <a:srcRect/>
                     <a:stretch>
                       <a:fillRect/>
@@ -3891,7 +4257,7 @@
                     </pic:cNvPicPr>
                   </pic:nvPicPr>
                   <pic:blipFill>
-                    <a:blip r:embed="rId27" cstate="print"/>
+                    <a:blip r:embed="rId28" cstate="print"/>
                     <a:srcRect/>
                     <a:stretch>
                       <a:fillRect/>
@@ -3955,7 +4321,7 @@
                     </pic:cNvPicPr>
                   </pic:nvPicPr>
                   <pic:blipFill>
-                    <a:blip r:embed="rId28" cstate="print"/>
+                    <a:blip r:embed="rId29" cstate="print"/>
                     <a:srcRect/>
                     <a:stretch>
                       <a:fillRect/>
@@ -3998,7 +4364,7 @@
           <w:lang w:val="ru-RU"/>
         </w:rPr>
       </w:pPr>
-      <w:bookmarkStart w:id="6" w:name="_Toc221412697"/>
+      <w:bookmarkStart w:id="7" w:name="_Toc221553729"/>
       <w:r>
         <w:rPr>
           <w:lang w:val="ru-RU"/>
@@ -4006,7 +4372,7 @@
         <w:lastRenderedPageBreak/>
         <w:t>ЛАБОРАТОРНАЯ РАБОТА №2</w:t>
       </w:r>
-      <w:bookmarkEnd w:id="6"/>
+      <w:bookmarkEnd w:id="7"/>
     </w:p>
     <w:p>
       <w:pPr>
@@ -4015,26 +4381,40 @@
           <w:lang w:val="ru-RU"/>
         </w:rPr>
       </w:pPr>
-      <w:bookmarkStart w:id="7" w:name="_Toc221412698"/>
+      <w:bookmarkStart w:id="8" w:name="_Toc221553730"/>
       <w:r>
         <w:rPr>
           <w:lang w:val="ru-RU"/>
         </w:rPr>
         <w:t>Упражнение 1</w:t>
       </w:r>
-      <w:bookmarkEnd w:id="7"/>
-    </w:p>
-    <w:p>
-      <w:pPr>
-        <w:rPr>
-          <w:lang w:val="ru-RU"/>
-        </w:rPr>
-      </w:pPr>
-      <w:r>
-        <w:rPr>
-          <w:lang w:val="ru-RU"/>
-        </w:rPr>
-        <w:t xml:space="preserve">Я сделала программу в которой кнопка на которую скорее всего захотят нажать будет «бегать» от курсора мыши </w:t>
+      <w:bookmarkEnd w:id="8"/>
+    </w:p>
+    <w:p>
+      <w:pPr>
+        <w:rPr>
+          <w:lang w:val="ru-RU"/>
+        </w:rPr>
+      </w:pPr>
+      <w:r>
+        <w:rPr>
+          <w:lang w:val="ru-RU"/>
+        </w:rPr>
+        <w:t xml:space="preserve">Я сделала программу в которой кнопка на </w:t>
+      </w:r>
+      <w:proofErr w:type="gramStart"/>
+      <w:r>
+        <w:rPr>
+          <w:lang w:val="ru-RU"/>
+        </w:rPr>
+        <w:t>которую</w:t>
+      </w:r>
+      <w:proofErr w:type="gramEnd"/>
+      <w:r>
+        <w:rPr>
+          <w:lang w:val="ru-RU"/>
+        </w:rPr>
+        <w:t xml:space="preserve"> скорее всего захотят нажать будет «бегать» от курсора мыши </w:t>
       </w:r>
     </w:p>
     <w:p>
@@ -4066,7 +4446,7 @@
                     </pic:cNvPicPr>
                   </pic:nvPicPr>
                   <pic:blipFill>
-                    <a:blip r:embed="rId29" cstate="print"/>
+                    <a:blip r:embed="rId30" cstate="print"/>
                     <a:srcRect/>
                     <a:stretch>
                       <a:fillRect/>
@@ -4137,7 +4517,7 @@
                     </pic:cNvPicPr>
                   </pic:nvPicPr>
                   <pic:blipFill>
-                    <a:blip r:embed="rId30" cstate="print"/>
+                    <a:blip r:embed="rId31" cstate="print"/>
                     <a:srcRect/>
                     <a:stretch>
                       <a:fillRect/>
@@ -4173,7 +4553,7 @@
           <w:lang w:val="ru-RU"/>
         </w:rPr>
       </w:pPr>
-      <w:bookmarkStart w:id="8" w:name="_Toc221412699"/>
+      <w:bookmarkStart w:id="9" w:name="_Toc221553731"/>
       <w:r>
         <w:rPr>
           <w:lang w:val="ru-RU"/>
@@ -4181,7 +4561,7 @@
         <w:lastRenderedPageBreak/>
         <w:t>Упражнение 2</w:t>
       </w:r>
-      <w:bookmarkEnd w:id="8"/>
+      <w:bookmarkEnd w:id="9"/>
     </w:p>
     <w:p>
       <w:pPr>
@@ -4225,7 +4605,7 @@
                     </pic:cNvPicPr>
                   </pic:nvPicPr>
                   <pic:blipFill>
-                    <a:blip r:embed="rId31" cstate="print"/>
+                    <a:blip r:embed="rId32" cstate="print"/>
                     <a:srcRect/>
                     <a:stretch>
                       <a:fillRect/>
@@ -4296,7 +4676,7 @@
                     </pic:cNvPicPr>
                   </pic:nvPicPr>
                   <pic:blipFill>
-                    <a:blip r:embed="rId32" cstate="print"/>
+                    <a:blip r:embed="rId33" cstate="print"/>
                     <a:srcRect/>
                     <a:stretch>
                       <a:fillRect/>
@@ -4389,7 +4769,7 @@
                     </pic:cNvPicPr>
                   </pic:nvPicPr>
                   <pic:blipFill>
-                    <a:blip r:embed="rId33" cstate="print"/>
+                    <a:blip r:embed="rId34" cstate="print"/>
                     <a:srcRect/>
                     <a:stretch>
                       <a:fillRect/>
@@ -4453,7 +4833,7 @@
                     </pic:cNvPicPr>
                   </pic:nvPicPr>
                   <pic:blipFill>
-                    <a:blip r:embed="rId34" cstate="print"/>
+                    <a:blip r:embed="rId35" cstate="print"/>
                     <a:srcRect/>
                     <a:stretch>
                       <a:fillRect/>
@@ -4546,7 +4926,7 @@
                     </pic:cNvPicPr>
                   </pic:nvPicPr>
                   <pic:blipFill>
-                    <a:blip r:embed="rId35" cstate="print"/>
+                    <a:blip r:embed="rId36" cstate="print"/>
                     <a:srcRect/>
                     <a:stretch>
                       <a:fillRect/>
@@ -4617,7 +4997,7 @@
                     </pic:cNvPicPr>
                   </pic:nvPicPr>
                   <pic:blipFill>
-                    <a:blip r:embed="rId36" cstate="print"/>
+                    <a:blip r:embed="rId37" cstate="print"/>
                     <a:srcRect/>
                     <a:stretch>
                       <a:fillRect/>
@@ -4672,7 +5052,7 @@
           <w:lang w:val="ru-RU"/>
         </w:rPr>
       </w:pPr>
-      <w:bookmarkStart w:id="9" w:name="_Toc221412700"/>
+      <w:bookmarkStart w:id="10" w:name="_Toc221553732"/>
       <w:r>
         <w:rPr>
           <w:lang w:val="ru-RU"/>
@@ -4680,7 +5060,7 @@
         <w:lastRenderedPageBreak/>
         <w:t>Домашняя работа:</w:t>
       </w:r>
-      <w:bookmarkEnd w:id="9"/>
+      <w:bookmarkEnd w:id="10"/>
     </w:p>
     <w:p>
       <w:pPr>
@@ -4689,14 +5069,14 @@
           <w:lang w:val="ru-RU"/>
         </w:rPr>
       </w:pPr>
-      <w:bookmarkStart w:id="10" w:name="_Toc221412701"/>
+      <w:bookmarkStart w:id="11" w:name="_Toc221553733"/>
       <w:r>
         <w:rPr>
           <w:lang w:val="ru-RU"/>
         </w:rPr>
         <w:t>Упражнение 3 - 4</w:t>
       </w:r>
-      <w:bookmarkEnd w:id="10"/>
+      <w:bookmarkEnd w:id="11"/>
     </w:p>
     <w:p>
       <w:pPr>
@@ -4754,7 +5134,7 @@
                     </pic:cNvPicPr>
                   </pic:nvPicPr>
                   <pic:blipFill>
-                    <a:blip r:embed="rId37" cstate="print"/>
+                    <a:blip r:embed="rId38" cstate="print"/>
                     <a:srcRect/>
                     <a:stretch>
                       <a:fillRect/>
@@ -4825,7 +5205,7 @@
                     </pic:cNvPicPr>
                   </pic:nvPicPr>
                   <pic:blipFill>
-                    <a:blip r:embed="rId38" cstate="print"/>
+                    <a:blip r:embed="rId39" cstate="print"/>
                     <a:srcRect/>
                     <a:stretch>
                       <a:fillRect/>
@@ -4876,7 +5256,7 @@
                     </pic:cNvPicPr>
                   </pic:nvPicPr>
                   <pic:blipFill>
-                    <a:blip r:embed="rId39" cstate="print"/>
+                    <a:blip r:embed="rId40" cstate="print"/>
                     <a:srcRect/>
                     <a:stretch>
                       <a:fillRect/>
@@ -4927,7 +5307,7 @@
                     </pic:cNvPicPr>
                   </pic:nvPicPr>
                   <pic:blipFill>
-                    <a:blip r:embed="rId40" cstate="print"/>
+                    <a:blip r:embed="rId41" cstate="print"/>
                     <a:srcRect/>
                     <a:stretch>
                       <a:fillRect/>
@@ -4988,7 +5368,21 @@
           <w:lang w:val="ru-RU"/>
         </w:rPr>
         <w:lastRenderedPageBreak/>
-        <w:t xml:space="preserve">Также я добавила иконки для кнопок во вкладке </w:t>
+        <w:t xml:space="preserve">Также я добавила иконки для </w:t>
+      </w:r>
+      <w:proofErr w:type="gramStart"/>
+      <w:r>
+        <w:rPr>
+          <w:lang w:val="ru-RU"/>
+        </w:rPr>
+        <w:t>кнопок</w:t>
+      </w:r>
+      <w:proofErr w:type="gramEnd"/>
+      <w:r>
+        <w:rPr>
+          <w:lang w:val="ru-RU"/>
+        </w:rPr>
+        <w:t xml:space="preserve"> во вкладке </w:t>
       </w:r>
       <w:r>
         <w:t>Windows</w:t>
@@ -5003,7 +5397,21 @@
         <w:rPr>
           <w:lang w:val="ru-RU"/>
         </w:rPr>
-        <w:t xml:space="preserve"> которые предварительно создала сама через созд</w:t>
+        <w:t xml:space="preserve"> </w:t>
+      </w:r>
+      <w:proofErr w:type="gramStart"/>
+      <w:r>
+        <w:rPr>
+          <w:lang w:val="ru-RU"/>
+        </w:rPr>
+        <w:t>которые</w:t>
+      </w:r>
+      <w:proofErr w:type="gramEnd"/>
+      <w:r>
+        <w:rPr>
+          <w:lang w:val="ru-RU"/>
+        </w:rPr>
+        <w:t xml:space="preserve"> предварительно создала сама через созд</w:t>
       </w:r>
       <w:r>
         <w:rPr>
@@ -5065,7 +5473,7 @@
                     </pic:cNvPicPr>
                   </pic:nvPicPr>
                   <pic:blipFill>
-                    <a:blip r:embed="rId41" cstate="print"/>
+                    <a:blip r:embed="rId42" cstate="print"/>
                     <a:srcRect/>
                     <a:stretch>
                       <a:fillRect/>
@@ -5117,8 +5525,16 @@
         <w:rPr>
           <w:lang w:val="ru-RU"/>
         </w:rPr>
-        <w:t>Первая кнопка создает новую форму с текстом</w:t>
-      </w:r>
+        <w:t xml:space="preserve">Первая кнопка создает новую форму с </w:t>
+      </w:r>
+      <w:proofErr w:type="gramStart"/>
+      <w:r>
+        <w:rPr>
+          <w:lang w:val="ru-RU"/>
+        </w:rPr>
+        <w:t>текстом</w:t>
+      </w:r>
+      <w:proofErr w:type="gramEnd"/>
       <w:r>
         <w:rPr>
           <w:lang w:val="ru-RU"/>
@@ -5168,7 +5584,7 @@
                     </pic:cNvPicPr>
                   </pic:nvPicPr>
                   <pic:blipFill>
-                    <a:blip r:embed="rId42" cstate="print"/>
+                    <a:blip r:embed="rId43" cstate="print"/>
                     <a:srcRect/>
                     <a:stretch>
                       <a:fillRect/>
@@ -5203,12 +5619,28 @@
           <w:lang w:val="ru-RU"/>
         </w:rPr>
       </w:pPr>
-      <w:r>
-        <w:rPr>
-          <w:lang w:val="ru-RU"/>
-        </w:rPr>
-        <w:t>А вторые две кнопки с иконками работают точно так же как и с в предыдущей лабораторной 4упражнение работали каскад и тил, меняли размер и положение дочерней формы в родительской</w:t>
-      </w:r>
+      <w:proofErr w:type="gramStart"/>
+      <w:r>
+        <w:rPr>
+          <w:lang w:val="ru-RU"/>
+        </w:rPr>
+        <w:t xml:space="preserve">А вторые две кнопки с иконками работают точно так же как и с в предыдущей лабораторной 4упражнение работали каскад и </w:t>
+      </w:r>
+      <w:proofErr w:type="spellStart"/>
+      <w:r>
+        <w:rPr>
+          <w:lang w:val="ru-RU"/>
+        </w:rPr>
+        <w:t>тил</w:t>
+      </w:r>
+      <w:proofErr w:type="spellEnd"/>
+      <w:r>
+        <w:rPr>
+          <w:lang w:val="ru-RU"/>
+        </w:rPr>
+        <w:t>, меняли размер и положение дочерней формы в родительской</w:t>
+      </w:r>
+      <w:proofErr w:type="gramEnd"/>
     </w:p>
     <w:p>
       <w:pPr>
@@ -5245,7 +5677,7 @@
           <w:lang w:val="ru-RU"/>
         </w:rPr>
       </w:pPr>
-      <w:bookmarkStart w:id="11" w:name="_Toc221412702"/>
+      <w:bookmarkStart w:id="12" w:name="_Toc221553734"/>
       <w:r>
         <w:rPr>
           <w:lang w:val="ru-RU"/>
@@ -5253,19 +5685,33 @@
         <w:lastRenderedPageBreak/>
         <w:t>Упражнение 5</w:t>
       </w:r>
-      <w:bookmarkEnd w:id="11"/>
-    </w:p>
-    <w:p>
-      <w:pPr>
-        <w:rPr>
-          <w:lang w:val="ru-RU"/>
-        </w:rPr>
-      </w:pPr>
-      <w:r>
-        <w:rPr>
-          <w:lang w:val="ru-RU"/>
-        </w:rPr>
-        <w:t>Через это упражнение была сделана форма на которой отображено несколько вкладок с различными функциональными штуками</w:t>
+      <w:bookmarkEnd w:id="12"/>
+    </w:p>
+    <w:p>
+      <w:pPr>
+        <w:rPr>
+          <w:lang w:val="ru-RU"/>
+        </w:rPr>
+      </w:pPr>
+      <w:r>
+        <w:rPr>
+          <w:lang w:val="ru-RU"/>
+        </w:rPr>
+        <w:t xml:space="preserve">Через это упражнение была сделана </w:t>
+      </w:r>
+      <w:proofErr w:type="gramStart"/>
+      <w:r>
+        <w:rPr>
+          <w:lang w:val="ru-RU"/>
+        </w:rPr>
+        <w:t>форма</w:t>
+      </w:r>
+      <w:proofErr w:type="gramEnd"/>
+      <w:r>
+        <w:rPr>
+          <w:lang w:val="ru-RU"/>
+        </w:rPr>
+        <w:t xml:space="preserve"> на которой отображено несколько вкладок с различными функциональными штуками</w:t>
       </w:r>
     </w:p>
     <w:p>
@@ -5297,7 +5743,7 @@
                     </pic:cNvPicPr>
                   </pic:nvPicPr>
                   <pic:blipFill>
-                    <a:blip r:embed="rId43" cstate="print"/>
+                    <a:blip r:embed="rId44" cstate="print"/>
                     <a:srcRect/>
                     <a:stretch>
                       <a:fillRect/>
@@ -5342,7 +5788,21 @@
         <w:rPr>
           <w:lang w:val="ru-RU"/>
         </w:rPr>
-        <w:t>вкладка показывает какой выбор был сделан</w:t>
+        <w:t xml:space="preserve">вкладка </w:t>
+      </w:r>
+      <w:proofErr w:type="gramStart"/>
+      <w:r>
+        <w:rPr>
+          <w:lang w:val="ru-RU"/>
+        </w:rPr>
+        <w:t>показывает</w:t>
+      </w:r>
+      <w:proofErr w:type="gramEnd"/>
+      <w:r>
+        <w:rPr>
+          <w:lang w:val="ru-RU"/>
+        </w:rPr>
+        <w:t xml:space="preserve"> какой выбор был сделан</w:t>
       </w:r>
       <w:r>
         <w:rPr>
@@ -5380,7 +5840,7 @@
                     </pic:cNvPicPr>
                   </pic:nvPicPr>
                   <pic:blipFill>
-                    <a:blip r:embed="rId44" cstate="print"/>
+                    <a:blip r:embed="rId45" cstate="print"/>
                     <a:srcRect/>
                     <a:stretch>
                       <a:fillRect/>
@@ -5441,7 +5901,21 @@
           <w:lang w:val="ru-RU"/>
         </w:rPr>
         <w:lastRenderedPageBreak/>
-        <w:t>Во второй вкладке появляется полоса прокрутки справа если элементы формы находятся за пределами формы прокручивая полосы мы их видим</w:t>
+        <w:t xml:space="preserve">Во второй вкладке появляется полоса прокрутки </w:t>
+      </w:r>
+      <w:proofErr w:type="gramStart"/>
+      <w:r>
+        <w:rPr>
+          <w:lang w:val="ru-RU"/>
+        </w:rPr>
+        <w:t>справа</w:t>
+      </w:r>
+      <w:proofErr w:type="gramEnd"/>
+      <w:r>
+        <w:rPr>
+          <w:lang w:val="ru-RU"/>
+        </w:rPr>
+        <w:t xml:space="preserve"> если элементы формы находятся за пределами формы прокручивая полосы мы их видим</w:t>
       </w:r>
     </w:p>
     <w:p>
@@ -5473,7 +5947,7 @@
                     </pic:cNvPicPr>
                   </pic:nvPicPr>
                   <pic:blipFill>
-                    <a:blip r:embed="rId45" cstate="print"/>
+                    <a:blip r:embed="rId46" cstate="print"/>
                     <a:srcRect/>
                     <a:stretch>
                       <a:fillRect/>
@@ -5512,7 +5986,21 @@
         <w:rPr>
           <w:lang w:val="ru-RU"/>
         </w:rPr>
-        <w:t>На этой вкладке мы задали функционал для одной кнопки что при нажатии на нее кнопки будут перемещаться в два столбца</w:t>
+        <w:t xml:space="preserve">На этой вкладке мы задали функционал для одной </w:t>
+      </w:r>
+      <w:proofErr w:type="gramStart"/>
+      <w:r>
+        <w:rPr>
+          <w:lang w:val="ru-RU"/>
+        </w:rPr>
+        <w:t>кнопки</w:t>
+      </w:r>
+      <w:proofErr w:type="gramEnd"/>
+      <w:r>
+        <w:rPr>
+          <w:lang w:val="ru-RU"/>
+        </w:rPr>
+        <w:t xml:space="preserve"> что при нажатии на нее кнопки будут перемещаться в два столбца</w:t>
       </w:r>
     </w:p>
     <w:p>
@@ -5548,7 +6036,7 @@
                     <pic:cNvPicPr/>
                   </pic:nvPicPr>
                   <pic:blipFill>
-                    <a:blip r:embed="rId46" cstate="print"/>
+                    <a:blip r:embed="rId47" cstate="print"/>
                     <a:stretch>
                       <a:fillRect/>
                     </a:stretch>
@@ -5598,7 +6086,7 @@
                     </pic:cNvPicPr>
                   </pic:nvPicPr>
                   <pic:blipFill>
-                    <a:blip r:embed="rId47" cstate="print"/>
+                    <a:blip r:embed="rId48" cstate="print"/>
                     <a:srcRect/>
                     <a:stretch>
                       <a:fillRect/>
@@ -5645,7 +6133,21 @@
           <w:lang w:val="ru-RU"/>
         </w:rPr>
         <w:lastRenderedPageBreak/>
-        <w:t>На четвертой вкладке мы сделали что при нажатии на кнопку появляется новое поле таблицы и в ней появляется кнопка (без функционала)</w:t>
+        <w:t xml:space="preserve">На четвертой вкладке мы </w:t>
+      </w:r>
+      <w:proofErr w:type="gramStart"/>
+      <w:r>
+        <w:rPr>
+          <w:lang w:val="ru-RU"/>
+        </w:rPr>
+        <w:t>сделали</w:t>
+      </w:r>
+      <w:proofErr w:type="gramEnd"/>
+      <w:r>
+        <w:rPr>
+          <w:lang w:val="ru-RU"/>
+        </w:rPr>
+        <w:t xml:space="preserve"> что при нажатии на кнопку появляется новое поле таблицы и в ней появляется кнопка (без функционала)</w:t>
       </w:r>
     </w:p>
     <w:p>
@@ -5677,7 +6179,7 @@
                     </pic:cNvPicPr>
                   </pic:nvPicPr>
                   <pic:blipFill>
-                    <a:blip r:embed="rId48" cstate="print"/>
+                    <a:blip r:embed="rId49" cstate="print"/>
                     <a:srcRect/>
                     <a:stretch>
                       <a:fillRect/>
@@ -5728,7 +6230,7 @@
                     </pic:cNvPicPr>
                   </pic:nvPicPr>
                   <pic:blipFill>
-                    <a:blip r:embed="rId49" cstate="print"/>
+                    <a:blip r:embed="rId50" cstate="print"/>
                     <a:srcRect/>
                     <a:stretch>
                       <a:fillRect/>
@@ -5767,7 +6269,35 @@
         <w:rPr>
           <w:lang w:val="ru-RU"/>
         </w:rPr>
-        <w:t>На это вкладке мы сделали две панели, при нажатии на верхнюю кнопку на первой панели фиксируется размер первой панели при изменении размера все формы. При нажатии на кнопку ниже фиксируется перегородка между панелями и нельзя изменить размер отдельно панелей. При нажатии на  кнопку на второй панели скрывается первая панель(я не знаю как показать это на картинка скринах)</w:t>
+        <w:t>На это вкладке мы сделали две панели, при нажатии на верхнюю кнопку на первой панели фиксируется размер первой панели при изменении размера все формы. При нажатии на кнопку ниже фиксируется перегородка между панелями и нельзя изменить размер отдельно панелей. При нажатии на  кнопку на второй панели скрывается первая панел</w:t>
+      </w:r>
+      <w:proofErr w:type="gramStart"/>
+      <w:r>
+        <w:rPr>
+          <w:lang w:val="ru-RU"/>
+        </w:rPr>
+        <w:t>ь(</w:t>
+      </w:r>
+      <w:proofErr w:type="gramEnd"/>
+      <w:r>
+        <w:rPr>
+          <w:lang w:val="ru-RU"/>
+        </w:rPr>
+        <w:t xml:space="preserve">я не знаю как показать это на картинка </w:t>
+      </w:r>
+      <w:proofErr w:type="spellStart"/>
+      <w:r>
+        <w:rPr>
+          <w:lang w:val="ru-RU"/>
+        </w:rPr>
+        <w:t>скринах</w:t>
+      </w:r>
+      <w:proofErr w:type="spellEnd"/>
+      <w:r>
+        <w:rPr>
+          <w:lang w:val="ru-RU"/>
+        </w:rPr>
+        <w:t>)</w:t>
       </w:r>
     </w:p>
     <w:p>
@@ -5799,7 +6329,7 @@
                     </pic:cNvPicPr>
                   </pic:nvPicPr>
                   <pic:blipFill>
-                    <a:blip r:embed="rId50" cstate="print"/>
+                    <a:blip r:embed="rId51" cstate="print"/>
                     <a:srcRect/>
                     <a:stretch>
                       <a:fillRect/>
@@ -5852,7 +6382,7 @@
           <w:lang w:val="ru-RU"/>
         </w:rPr>
       </w:pPr>
-      <w:bookmarkStart w:id="12" w:name="_Toc221412703"/>
+      <w:bookmarkStart w:id="13" w:name="_Toc221553735"/>
       <w:r>
         <w:rPr>
           <w:lang w:val="ru-RU"/>
@@ -5860,19 +6390,47 @@
         <w:lastRenderedPageBreak/>
         <w:t>Упражнение  6-7</w:t>
       </w:r>
-      <w:bookmarkEnd w:id="12"/>
-    </w:p>
-    <w:p>
-      <w:pPr>
-        <w:rPr>
-          <w:lang w:val="ru-RU"/>
-        </w:rPr>
-      </w:pPr>
-      <w:r>
-        <w:rPr>
-          <w:lang w:val="ru-RU"/>
-        </w:rPr>
-        <w:t>При открытии открывается форма с двумя надписями при нажатии на которые выплавают соответствующие штуки</w:t>
+      <w:bookmarkEnd w:id="13"/>
+    </w:p>
+    <w:p>
+      <w:pPr>
+        <w:rPr>
+          <w:lang w:val="ru-RU"/>
+        </w:rPr>
+      </w:pPr>
+      <w:r>
+        <w:rPr>
+          <w:lang w:val="ru-RU"/>
+        </w:rPr>
+        <w:t xml:space="preserve">При открытии открывается форма с двумя надписями при </w:t>
+      </w:r>
+      <w:proofErr w:type="gramStart"/>
+      <w:r>
+        <w:rPr>
+          <w:lang w:val="ru-RU"/>
+        </w:rPr>
+        <w:t>нажатии</w:t>
+      </w:r>
+      <w:proofErr w:type="gramEnd"/>
+      <w:r>
+        <w:rPr>
+          <w:lang w:val="ru-RU"/>
+        </w:rPr>
+        <w:t xml:space="preserve"> на которые </w:t>
+      </w:r>
+      <w:proofErr w:type="spellStart"/>
+      <w:r>
+        <w:rPr>
+          <w:lang w:val="ru-RU"/>
+        </w:rPr>
+        <w:t>выплавают</w:t>
+      </w:r>
+      <w:proofErr w:type="spellEnd"/>
+      <w:r>
+        <w:rPr>
+          <w:lang w:val="ru-RU"/>
+        </w:rPr>
+        <w:t xml:space="preserve"> соответствующие штуки</w:t>
       </w:r>
     </w:p>
     <w:p>
@@ -5904,7 +6462,7 @@
                     </pic:cNvPicPr>
                   </pic:nvPicPr>
                   <pic:blipFill>
-                    <a:blip r:embed="rId51" cstate="print"/>
+                    <a:blip r:embed="rId52" cstate="print"/>
                     <a:srcRect/>
                     <a:stretch>
                       <a:fillRect/>
@@ -5975,7 +6533,7 @@
                     </pic:cNvPicPr>
                   </pic:nvPicPr>
                   <pic:blipFill>
-                    <a:blip r:embed="rId52" cstate="print"/>
+                    <a:blip r:embed="rId53" cstate="print"/>
                     <a:srcRect/>
                     <a:stretch>
                       <a:fillRect/>
@@ -6014,7 +6572,21 @@
         <w:rPr>
           <w:lang w:val="ru-RU"/>
         </w:rPr>
-        <w:t>И при заполнении полей и нажатии на первую кнопку всплывают уведомляющие окна о том какое у тебя имя фамилия ,  какой у тебя адрес и какой номер, исходя из данных которые вы указали.</w:t>
+        <w:t>И при заполнении полей и нажатии на первую кнопку всплывают уведомляющие окна о том какое у тебя имя фамилия</w:t>
+      </w:r>
+      <w:proofErr w:type="gramStart"/>
+      <w:r>
+        <w:rPr>
+          <w:lang w:val="ru-RU"/>
+        </w:rPr>
+        <w:t xml:space="preserve"> ,</w:t>
+      </w:r>
+      <w:proofErr w:type="gramEnd"/>
+      <w:r>
+        <w:rPr>
+          <w:lang w:val="ru-RU"/>
+        </w:rPr>
+        <w:t xml:space="preserve">  какой у тебя адрес и какой номер, исходя из данных которые вы указали.</w:t>
       </w:r>
     </w:p>
     <w:p>
@@ -6047,7 +6619,7 @@
                     </pic:cNvPicPr>
                   </pic:nvPicPr>
                   <pic:blipFill>
-                    <a:blip r:embed="rId53" cstate="print"/>
+                    <a:blip r:embed="rId54" cstate="print"/>
                     <a:srcRect/>
                     <a:stretch>
                       <a:fillRect/>
@@ -6098,7 +6670,7 @@
                     </pic:cNvPicPr>
                   </pic:nvPicPr>
                   <pic:blipFill>
-                    <a:blip r:embed="rId54" cstate="print"/>
+                    <a:blip r:embed="rId55" cstate="print"/>
                     <a:srcRect/>
                     <a:stretch>
                       <a:fillRect/>
@@ -6156,7 +6728,7 @@
                     </pic:cNvPicPr>
                   </pic:nvPicPr>
                   <pic:blipFill>
-                    <a:blip r:embed="rId55" cstate="print"/>
+                    <a:blip r:embed="rId56" cstate="print"/>
                     <a:srcRect/>
                     <a:stretch>
                       <a:fillRect/>
@@ -6205,11 +6777,30 @@
       </w:r>
     </w:p>
     <w:p>
-      <w:r>
-        <w:rPr>
-          <w:lang w:val="ru-RU"/>
-        </w:rPr>
-        <w:t xml:space="preserve">А при нажатии на вторую надпись на первой форме которая открывается при запуске программы, должен открываться сайт который был указан в инструкции к работе но он не работает </w:t>
+      <w:pPr>
+        <w:rPr>
+          <w:lang w:val="ru-RU"/>
+        </w:rPr>
+      </w:pPr>
+      <w:r>
+        <w:rPr>
+          <w:lang w:val="ru-RU"/>
+        </w:rPr>
+        <w:t xml:space="preserve">А при нажатии на вторую надпись на первой </w:t>
+      </w:r>
+      <w:proofErr w:type="gramStart"/>
+      <w:r>
+        <w:rPr>
+          <w:lang w:val="ru-RU"/>
+        </w:rPr>
+        <w:t>форме</w:t>
+      </w:r>
+      <w:proofErr w:type="gramEnd"/>
+      <w:r>
+        <w:rPr>
+          <w:lang w:val="ru-RU"/>
+        </w:rPr>
+        <w:t xml:space="preserve"> которая открывается при запуске программы, должен открываться сайт который был указан в инструкции к работе но он не работает </w:t>
       </w:r>
       <w:r>
         <w:rPr>
@@ -6242,7 +6833,7 @@
                     </pic:cNvPicPr>
                   </pic:nvPicPr>
                   <pic:blipFill>
-                    <a:blip r:embed="rId56" cstate="print"/>
+                    <a:blip r:embed="rId57" cstate="print"/>
                     <a:srcRect/>
                     <a:stretch>
                       <a:fillRect/>
@@ -6278,7 +6869,7 @@
           <w:lang w:val="ru-RU"/>
         </w:rPr>
       </w:pPr>
-      <w:bookmarkStart w:id="13" w:name="_Toc221412704"/>
+      <w:bookmarkStart w:id="14" w:name="_Toc221553736"/>
       <w:r>
         <w:rPr>
           <w:lang w:val="ru-RU"/>
@@ -6292,19 +6883,33 @@
         </w:rPr>
         <w:t>-9</w:t>
       </w:r>
-      <w:bookmarkEnd w:id="13"/>
-    </w:p>
-    <w:p>
-      <w:pPr>
-        <w:rPr>
-          <w:lang w:val="ru-RU"/>
-        </w:rPr>
-      </w:pPr>
-      <w:r>
-        <w:rPr>
-          <w:lang w:val="ru-RU"/>
-        </w:rPr>
-        <w:t xml:space="preserve"> В этом упражнении я создала регистрационную форму  которая выглядит вот  так</w:t>
+      <w:bookmarkEnd w:id="14"/>
+    </w:p>
+    <w:p>
+      <w:pPr>
+        <w:rPr>
+          <w:lang w:val="ru-RU"/>
+        </w:rPr>
+      </w:pPr>
+      <w:r>
+        <w:rPr>
+          <w:lang w:val="ru-RU"/>
+        </w:rPr>
+        <w:t xml:space="preserve"> В этом упражнении я создала регистрационную </w:t>
+      </w:r>
+      <w:proofErr w:type="gramStart"/>
+      <w:r>
+        <w:rPr>
+          <w:lang w:val="ru-RU"/>
+        </w:rPr>
+        <w:t>форму</w:t>
+      </w:r>
+      <w:proofErr w:type="gramEnd"/>
+      <w:r>
+        <w:rPr>
+          <w:lang w:val="ru-RU"/>
+        </w:rPr>
+        <w:t xml:space="preserve">  которая выглядит вот  так</w:t>
       </w:r>
     </w:p>
     <w:p>
@@ -6336,7 +6941,7 @@
                     </pic:cNvPicPr>
                   </pic:nvPicPr>
                   <pic:blipFill>
-                    <a:blip r:embed="rId57" cstate="print"/>
+                    <a:blip r:embed="rId58" cstate="print"/>
                     <a:srcRect/>
                     <a:stretch>
                       <a:fillRect/>
@@ -6375,7 +6980,21 @@
         <w:rPr>
           <w:lang w:val="ru-RU"/>
         </w:rPr>
-        <w:t>При вводе в поле с именем цифр выводится уведомление что в имени не может быть цифр</w:t>
+        <w:t xml:space="preserve">При вводе в поле с именем цифр выводится </w:t>
+      </w:r>
+      <w:proofErr w:type="gramStart"/>
+      <w:r>
+        <w:rPr>
+          <w:lang w:val="ru-RU"/>
+        </w:rPr>
+        <w:t>уведомление</w:t>
+      </w:r>
+      <w:proofErr w:type="gramEnd"/>
+      <w:r>
+        <w:rPr>
+          <w:lang w:val="ru-RU"/>
+        </w:rPr>
+        <w:t xml:space="preserve"> что в имени не может быть цифр</w:t>
       </w:r>
     </w:p>
     <w:p>
@@ -6407,7 +7026,7 @@
                     </pic:cNvPicPr>
                   </pic:nvPicPr>
                   <pic:blipFill>
-                    <a:blip r:embed="rId58" cstate="print"/>
+                    <a:blip r:embed="rId59" cstate="print"/>
                     <a:srcRect/>
                     <a:stretch>
                       <a:fillRect/>
@@ -6446,8 +7065,46 @@
         <w:rPr>
           <w:lang w:val="ru-RU"/>
         </w:rPr>
-        <w:t>И еще появлятся значок рядом с именем где пр наведении выводится надпись почему ошиьбка</w:t>
-      </w:r>
+        <w:t xml:space="preserve">И еще </w:t>
+      </w:r>
+      <w:proofErr w:type="spellStart"/>
+      <w:r>
+        <w:rPr>
+          <w:lang w:val="ru-RU"/>
+        </w:rPr>
+        <w:t>появлятся</w:t>
+      </w:r>
+      <w:proofErr w:type="spellEnd"/>
+      <w:r>
+        <w:rPr>
+          <w:lang w:val="ru-RU"/>
+        </w:rPr>
+        <w:t xml:space="preserve"> значок рядом с именем где </w:t>
+      </w:r>
+      <w:proofErr w:type="spellStart"/>
+      <w:proofErr w:type="gramStart"/>
+      <w:r>
+        <w:rPr>
+          <w:lang w:val="ru-RU"/>
+        </w:rPr>
+        <w:t>пр</w:t>
+      </w:r>
+      <w:proofErr w:type="spellEnd"/>
+      <w:proofErr w:type="gramEnd"/>
+      <w:r>
+        <w:rPr>
+          <w:lang w:val="ru-RU"/>
+        </w:rPr>
+        <w:t xml:space="preserve"> наведении выводится надпись почему </w:t>
+      </w:r>
+      <w:proofErr w:type="spellStart"/>
+      <w:r>
+        <w:rPr>
+          <w:lang w:val="ru-RU"/>
+        </w:rPr>
+        <w:t>ошиьбка</w:t>
+      </w:r>
+      <w:proofErr w:type="spellEnd"/>
     </w:p>
     <w:p>
       <w:pPr>
@@ -6478,7 +7135,7 @@
                     </pic:cNvPicPr>
                   </pic:nvPicPr>
                   <pic:blipFill>
-                    <a:blip r:embed="rId59" cstate="print"/>
+                    <a:blip r:embed="rId60" cstate="print"/>
                     <a:srcRect/>
                     <a:stretch>
                       <a:fillRect/>
@@ -6525,8 +7182,16 @@
           <w:lang w:val="ru-RU"/>
         </w:rPr>
         <w:lastRenderedPageBreak/>
-        <w:t>Так же с полем пин</w:t>
-      </w:r>
+        <w:t xml:space="preserve">Так же с полем </w:t>
+      </w:r>
+      <w:proofErr w:type="spellStart"/>
+      <w:r>
+        <w:rPr>
+          <w:lang w:val="ru-RU"/>
+        </w:rPr>
+        <w:t>пин</w:t>
+      </w:r>
+      <w:proofErr w:type="spellEnd"/>
       <w:r>
         <w:rPr>
           <w:lang w:val="ru-RU"/>
@@ -6569,7 +7234,7 @@
                     </pic:cNvPicPr>
                   </pic:nvPicPr>
                   <pic:blipFill>
-                    <a:blip r:embed="rId60" cstate="print"/>
+                    <a:blip r:embed="rId61" cstate="print"/>
                     <a:srcRect/>
                     <a:stretch>
                       <a:fillRect/>
@@ -6608,8 +7273,30 @@
         <w:rPr>
           <w:lang w:val="ru-RU"/>
         </w:rPr>
-        <w:t>А песли выбрать еще кнопочку расширенные возможности внизу появится поле для ввода второго пина</w:t>
-      </w:r>
+        <w:t xml:space="preserve">А </w:t>
+      </w:r>
+      <w:proofErr w:type="spellStart"/>
+      <w:r>
+        <w:rPr>
+          <w:lang w:val="ru-RU"/>
+        </w:rPr>
+        <w:t>песли</w:t>
+      </w:r>
+      <w:proofErr w:type="spellEnd"/>
+      <w:r>
+        <w:rPr>
+          <w:lang w:val="ru-RU"/>
+        </w:rPr>
+        <w:t xml:space="preserve"> выбрать еще кнопочку расширенные возможности внизу появится поле для ввода второго </w:t>
+      </w:r>
+      <w:proofErr w:type="spellStart"/>
+      <w:r>
+        <w:rPr>
+          <w:lang w:val="ru-RU"/>
+        </w:rPr>
+        <w:t>пина</w:t>
+      </w:r>
+      <w:proofErr w:type="spellEnd"/>
     </w:p>
     <w:p>
       <w:pPr>
@@ -6640,7 +7327,7 @@
                     </pic:cNvPicPr>
                   </pic:nvPicPr>
                   <pic:blipFill>
-                    <a:blip r:embed="rId61" cstate="print"/>
+                    <a:blip r:embed="rId62" cstate="print"/>
                     <a:srcRect/>
                     <a:stretch>
                       <a:fillRect/>
@@ -6758,7 +7445,7 @@
           <w:lang w:val="ru-RU"/>
         </w:rPr>
       </w:pPr>
-      <w:bookmarkStart w:id="14" w:name="_Toc221412705"/>
+      <w:bookmarkStart w:id="15" w:name="_Toc221553737"/>
       <w:r>
         <w:rPr>
           <w:lang w:val="ru-RU"/>
@@ -6766,7 +7453,7 @@
         <w:lastRenderedPageBreak/>
         <w:t>ЛАБОРАТОРНАЯ  РАБОТА №3</w:t>
       </w:r>
-      <w:bookmarkEnd w:id="14"/>
+      <w:bookmarkEnd w:id="15"/>
     </w:p>
     <w:p>
       <w:pPr>
@@ -6775,14 +7462,14 @@
           <w:lang w:val="ru-RU"/>
         </w:rPr>
       </w:pPr>
-      <w:bookmarkStart w:id="15" w:name="_Toc221412706"/>
+      <w:bookmarkStart w:id="16" w:name="_Toc221553738"/>
       <w:r>
         <w:rPr>
           <w:lang w:val="ru-RU"/>
         </w:rPr>
         <w:t>Упражнение 1</w:t>
       </w:r>
-      <w:bookmarkEnd w:id="15"/>
+      <w:bookmarkEnd w:id="16"/>
     </w:p>
     <w:p>
       <w:pPr>
@@ -6806,7 +7493,21 @@
         <w:rPr>
           <w:lang w:val="ru-RU"/>
         </w:rPr>
-        <w:t xml:space="preserve"> создан свой элемент управления который отображался в панели элементов в виде таймер и при перетаскивании его на форму таймер шел в режиме реального времени</w:t>
+        <w:t xml:space="preserve"> создан свой элемент </w:t>
+      </w:r>
+      <w:proofErr w:type="gramStart"/>
+      <w:r>
+        <w:rPr>
+          <w:lang w:val="ru-RU"/>
+        </w:rPr>
+        <w:t>управления</w:t>
+      </w:r>
+      <w:proofErr w:type="gramEnd"/>
+      <w:r>
+        <w:rPr>
+          <w:lang w:val="ru-RU"/>
+        </w:rPr>
+        <w:t xml:space="preserve"> который отображался в панели элементов в виде таймер и при перетаскивании его на форму таймер шел в режиме реального времени</w:t>
       </w:r>
     </w:p>
     <w:p>
@@ -6838,7 +7539,7 @@
                     </pic:cNvPicPr>
                   </pic:nvPicPr>
                   <pic:blipFill>
-                    <a:blip r:embed="rId62" cstate="print"/>
+                    <a:blip r:embed="rId63" cstate="print"/>
                     <a:srcRect/>
                     <a:stretch>
                       <a:fillRect/>
@@ -6896,7 +7597,7 @@
                     </pic:cNvPicPr>
                   </pic:nvPicPr>
                   <pic:blipFill>
-                    <a:blip r:embed="rId63" cstate="print"/>
+                    <a:blip r:embed="rId64" cstate="print"/>
                     <a:srcRect/>
                     <a:stretch>
                       <a:fillRect/>
@@ -6931,12 +7632,14 @@
           <w:lang w:val="ru-RU"/>
         </w:rPr>
       </w:pPr>
+      <w:proofErr w:type="gramStart"/>
       <w:r>
         <w:rPr>
           <w:lang w:val="ru-RU"/>
         </w:rPr>
         <w:t>Это два часа ночи(((</w:t>
       </w:r>
+      <w:proofErr w:type="gramEnd"/>
     </w:p>
     <w:p>
       <w:pPr>
@@ -6964,7 +7667,7 @@
           <w:lang w:val="ru-RU"/>
         </w:rPr>
       </w:pPr>
-      <w:bookmarkStart w:id="16" w:name="_Toc221412707"/>
+      <w:bookmarkStart w:id="17" w:name="_Toc221553739"/>
       <w:r>
         <w:rPr>
           <w:lang w:val="ru-RU"/>
@@ -6972,7 +7675,7 @@
         <w:lastRenderedPageBreak/>
         <w:t>Домашняя работа:</w:t>
       </w:r>
-      <w:bookmarkEnd w:id="16"/>
+      <w:bookmarkEnd w:id="17"/>
     </w:p>
     <w:p>
       <w:pPr>
@@ -6981,14 +7684,14 @@
           <w:lang w:val="ru-RU"/>
         </w:rPr>
       </w:pPr>
-      <w:bookmarkStart w:id="17" w:name="_Toc221412708"/>
+      <w:bookmarkStart w:id="18" w:name="_Toc221553740"/>
       <w:r>
         <w:rPr>
           <w:lang w:val="ru-RU"/>
         </w:rPr>
         <w:t>Упражнение 2</w:t>
       </w:r>
-      <w:bookmarkEnd w:id="17"/>
+      <w:bookmarkEnd w:id="18"/>
     </w:p>
     <w:p>
       <w:pPr>
@@ -7014,12 +7717,14 @@
         </w:rPr>
         <w:t xml:space="preserve"> которым залит весь элемент управления</w:t>
       </w:r>
+      <w:proofErr w:type="gramStart"/>
       <w:r>
         <w:rPr>
           <w:lang w:val="ru-RU"/>
         </w:rPr>
         <w:t xml:space="preserve"> ,</w:t>
       </w:r>
+      <w:proofErr w:type="gramEnd"/>
       <w:r>
         <w:rPr>
           <w:lang w:val="ru-RU"/>
@@ -7056,7 +7761,7 @@
                     </pic:cNvPicPr>
                   </pic:nvPicPr>
                   <pic:blipFill>
-                    <a:blip r:embed="rId64" cstate="print"/>
+                    <a:blip r:embed="rId65" cstate="print"/>
                     <a:srcRect/>
                     <a:stretch>
                       <a:fillRect/>
@@ -7092,26 +7797,40 @@
           <w:lang w:val="ru-RU"/>
         </w:rPr>
       </w:pPr>
-      <w:bookmarkStart w:id="18" w:name="_Toc221412709"/>
+      <w:bookmarkStart w:id="19" w:name="_Toc221553741"/>
       <w:r>
         <w:rPr>
           <w:lang w:val="ru-RU"/>
         </w:rPr>
         <w:t>Упражнение 3</w:t>
       </w:r>
-      <w:bookmarkEnd w:id="18"/>
-    </w:p>
-    <w:p>
-      <w:pPr>
-        <w:rPr>
-          <w:lang w:val="ru-RU"/>
-        </w:rPr>
-      </w:pPr>
-      <w:r>
-        <w:rPr>
-          <w:lang w:val="ru-RU"/>
-        </w:rPr>
-        <w:t xml:space="preserve">В этой программке в правом нижнем углу кнопки отображается коческтво щелчков по ней </w:t>
+      <w:bookmarkEnd w:id="19"/>
+    </w:p>
+    <w:p>
+      <w:pPr>
+        <w:rPr>
+          <w:lang w:val="ru-RU"/>
+        </w:rPr>
+      </w:pPr>
+      <w:r>
+        <w:rPr>
+          <w:lang w:val="ru-RU"/>
+        </w:rPr>
+        <w:t xml:space="preserve">В этой программке в правом нижнем углу кнопки отображается </w:t>
+      </w:r>
+      <w:proofErr w:type="spellStart"/>
+      <w:r>
+        <w:rPr>
+          <w:lang w:val="ru-RU"/>
+        </w:rPr>
+        <w:t>коческтво</w:t>
+      </w:r>
+      <w:proofErr w:type="spellEnd"/>
+      <w:r>
+        <w:rPr>
+          <w:lang w:val="ru-RU"/>
+        </w:rPr>
+        <w:t xml:space="preserve"> щелчков по ней </w:t>
       </w:r>
     </w:p>
     <w:p>
@@ -7143,7 +7862,7 @@
                     </pic:cNvPicPr>
                   </pic:nvPicPr>
                   <pic:blipFill>
-                    <a:blip r:embed="rId65" cstate="print"/>
+                    <a:blip r:embed="rId66" cstate="print"/>
                     <a:srcRect/>
                     <a:stretch>
                       <a:fillRect/>
@@ -7192,7 +7911,7 @@
           <w:lang w:val="ru-RU"/>
         </w:rPr>
       </w:pPr>
-      <w:bookmarkStart w:id="19" w:name="_Toc221412710"/>
+      <w:bookmarkStart w:id="20" w:name="_Toc221553742"/>
       <w:r>
         <w:rPr>
           <w:lang w:val="ru-RU"/>
@@ -7200,7 +7919,7 @@
         <w:lastRenderedPageBreak/>
         <w:t>ЛАБОРАТОРНА РАБОТА №4</w:t>
       </w:r>
-      <w:bookmarkEnd w:id="19"/>
+      <w:bookmarkEnd w:id="20"/>
     </w:p>
     <w:p>
       <w:pPr>
@@ -7209,26 +7928,40 @@
           <w:lang w:val="ru-RU"/>
         </w:rPr>
       </w:pPr>
-      <w:bookmarkStart w:id="20" w:name="_Toc221412711"/>
+      <w:bookmarkStart w:id="21" w:name="_Toc221553743"/>
       <w:r>
         <w:rPr>
           <w:lang w:val="ru-RU"/>
         </w:rPr>
         <w:t>Упражнение 1-4</w:t>
       </w:r>
-      <w:bookmarkEnd w:id="20"/>
-    </w:p>
-    <w:p>
-      <w:pPr>
-        <w:rPr>
-          <w:lang w:val="ru-RU"/>
-        </w:rPr>
-      </w:pPr>
-      <w:r>
-        <w:rPr>
-          <w:lang w:val="ru-RU"/>
-        </w:rPr>
-        <w:t>Была создана программа в которой можно писать какой либо текст и сохранять этот текст в виде документа со своим личным расширением</w:t>
+      <w:bookmarkEnd w:id="21"/>
+    </w:p>
+    <w:p>
+      <w:pPr>
+        <w:rPr>
+          <w:lang w:val="ru-RU"/>
+        </w:rPr>
+      </w:pPr>
+      <w:r>
+        <w:rPr>
+          <w:lang w:val="ru-RU"/>
+        </w:rPr>
+        <w:t xml:space="preserve">Была создана </w:t>
+      </w:r>
+      <w:proofErr w:type="gramStart"/>
+      <w:r>
+        <w:rPr>
+          <w:lang w:val="ru-RU"/>
+        </w:rPr>
+        <w:t>программа</w:t>
+      </w:r>
+      <w:proofErr w:type="gramEnd"/>
+      <w:r>
+        <w:rPr>
+          <w:lang w:val="ru-RU"/>
+        </w:rPr>
+        <w:t xml:space="preserve"> в которой можно писать какой либо текст и сохранять этот текст в виде документа со своим личным расширением</w:t>
       </w:r>
     </w:p>
     <w:p>
@@ -7260,7 +7993,7 @@
                     </pic:cNvPicPr>
                   </pic:nvPicPr>
                   <pic:blipFill>
-                    <a:blip r:embed="rId66" cstate="print"/>
+                    <a:blip r:embed="rId67" cstate="print"/>
                     <a:srcRect/>
                     <a:stretch>
                       <a:fillRect/>
@@ -7299,7 +8032,21 @@
         <w:rPr>
           <w:lang w:val="ru-RU"/>
         </w:rPr>
-        <w:t>Во вкладке файл нажимаем на сохранить как</w:t>
+        <w:t xml:space="preserve">Во вкладке файл нажимаем </w:t>
+      </w:r>
+      <w:proofErr w:type="gramStart"/>
+      <w:r>
+        <w:rPr>
+          <w:lang w:val="ru-RU"/>
+        </w:rPr>
+        <w:t>на</w:t>
+      </w:r>
+      <w:proofErr w:type="gramEnd"/>
+      <w:r>
+        <w:rPr>
+          <w:lang w:val="ru-RU"/>
+        </w:rPr>
+        <w:t xml:space="preserve"> сохранить как</w:t>
       </w:r>
     </w:p>
     <w:p>
@@ -7331,7 +8078,7 @@
                     </pic:cNvPicPr>
                   </pic:nvPicPr>
                   <pic:blipFill>
-                    <a:blip r:embed="rId67" cstate="print"/>
+                    <a:blip r:embed="rId68" cstate="print"/>
                     <a:srcRect/>
                     <a:stretch>
                       <a:fillRect/>
@@ -7366,11 +8113,33 @@
           <w:lang w:val="ru-RU"/>
         </w:rPr>
       </w:pPr>
-      <w:r>
-        <w:rPr>
-          <w:lang w:val="ru-RU"/>
-        </w:rPr>
-        <w:t>Иоткрывается окно где мы должны выбрать куда мы хотим сохранить написанный нами файл, так же внизу видим что файл сохранится под расширением которое я придумала</w:t>
+      <w:proofErr w:type="spellStart"/>
+      <w:r>
+        <w:rPr>
+          <w:lang w:val="ru-RU"/>
+        </w:rPr>
+        <w:t>Иоткрывается</w:t>
+      </w:r>
+      <w:proofErr w:type="spellEnd"/>
+      <w:r>
+        <w:rPr>
+          <w:lang w:val="ru-RU"/>
+        </w:rPr>
+        <w:t xml:space="preserve"> </w:t>
+      </w:r>
+      <w:proofErr w:type="gramStart"/>
+      <w:r>
+        <w:rPr>
+          <w:lang w:val="ru-RU"/>
+        </w:rPr>
+        <w:t>окно</w:t>
+      </w:r>
+      <w:proofErr w:type="gramEnd"/>
+      <w:r>
+        <w:rPr>
+          <w:lang w:val="ru-RU"/>
+        </w:rPr>
+        <w:t xml:space="preserve"> где мы должны выбрать куда мы хотим сохранить написанный нами файл, так же внизу видим что файл сохранится под расширением которое я придумала</w:t>
       </w:r>
     </w:p>
     <w:p>
@@ -7402,7 +8171,7 @@
                     </pic:cNvPicPr>
                   </pic:nvPicPr>
                   <pic:blipFill>
-                    <a:blip r:embed="rId68" cstate="print"/>
+                    <a:blip r:embed="rId69" cstate="print"/>
                     <a:srcRect/>
                     <a:stretch>
                       <a:fillRect/>
@@ -7474,7 +8243,7 @@
                     </pic:cNvPicPr>
                   </pic:nvPicPr>
                   <pic:blipFill>
-                    <a:blip r:embed="rId69" cstate="print"/>
+                    <a:blip r:embed="rId70" cstate="print"/>
                     <a:srcRect/>
                     <a:stretch>
                       <a:fillRect/>
@@ -7525,7 +8294,7 @@
                     </pic:cNvPicPr>
                   </pic:nvPicPr>
                   <pic:blipFill>
-                    <a:blip r:embed="rId70" cstate="print"/>
+                    <a:blip r:embed="rId71" cstate="print"/>
                     <a:srcRect/>
                     <a:stretch>
                       <a:fillRect/>
@@ -7583,7 +8352,7 @@
                     </pic:cNvPicPr>
                   </pic:nvPicPr>
                   <pic:blipFill>
-                    <a:blip r:embed="rId71" cstate="print"/>
+                    <a:blip r:embed="rId72" cstate="print"/>
                     <a:srcRect/>
                     <a:stretch>
                       <a:fillRect/>
@@ -7655,7 +8424,7 @@
                     </pic:cNvPicPr>
                   </pic:nvPicPr>
                   <pic:blipFill>
-                    <a:blip r:embed="rId72" cstate="print"/>
+                    <a:blip r:embed="rId73" cstate="print"/>
                     <a:srcRect/>
                     <a:stretch>
                       <a:fillRect/>
@@ -7713,7 +8482,7 @@
                     </pic:cNvPicPr>
                   </pic:nvPicPr>
                   <pic:blipFill>
-                    <a:blip r:embed="rId73" cstate="print"/>
+                    <a:blip r:embed="rId74" cstate="print"/>
                     <a:srcRect/>
                     <a:stretch>
                       <a:fillRect/>
@@ -7771,7 +8540,7 @@
                     </pic:cNvPicPr>
                   </pic:nvPicPr>
                   <pic:blipFill>
-                    <a:blip r:embed="rId74" cstate="print"/>
+                    <a:blip r:embed="rId75" cstate="print"/>
                     <a:srcRect/>
                     <a:stretch>
                       <a:fillRect/>
@@ -7818,7 +8587,21 @@
           <w:lang w:val="ru-RU"/>
         </w:rPr>
         <w:lastRenderedPageBreak/>
-        <w:t>Еще можно открыть файл с моим расширением нажав на соответствующую кнопку</w:t>
+        <w:t xml:space="preserve">Еще можно открыть </w:t>
+      </w:r>
+      <w:proofErr w:type="gramStart"/>
+      <w:r>
+        <w:rPr>
+          <w:lang w:val="ru-RU"/>
+        </w:rPr>
+        <w:t>файл</w:t>
+      </w:r>
+      <w:proofErr w:type="gramEnd"/>
+      <w:r>
+        <w:rPr>
+          <w:lang w:val="ru-RU"/>
+        </w:rPr>
+        <w:t xml:space="preserve"> с моим расширением нажав на соответствующую кнопку</w:t>
       </w:r>
     </w:p>
     <w:p>
@@ -7845,7 +8628,7 @@
                     </pic:cNvPicPr>
                   </pic:nvPicPr>
                   <pic:blipFill>
-                    <a:blip r:embed="rId75" cstate="print"/>
+                    <a:blip r:embed="rId76" cstate="print"/>
                     <a:srcRect/>
                     <a:stretch>
                       <a:fillRect/>
@@ -7884,7 +8667,35 @@
         <w:rPr>
           <w:lang w:val="ru-RU"/>
         </w:rPr>
-        <w:t>Высвечивается окно для открытия где мы выбираем файл который хотм открыть с моим расширением</w:t>
+        <w:t xml:space="preserve">Высвечивается окно для открытия где мы выбираем </w:t>
+      </w:r>
+      <w:proofErr w:type="gramStart"/>
+      <w:r>
+        <w:rPr>
+          <w:lang w:val="ru-RU"/>
+        </w:rPr>
+        <w:t>файл</w:t>
+      </w:r>
+      <w:proofErr w:type="gramEnd"/>
+      <w:r>
+        <w:rPr>
+          <w:lang w:val="ru-RU"/>
+        </w:rPr>
+        <w:t xml:space="preserve"> который </w:t>
+      </w:r>
+      <w:proofErr w:type="spellStart"/>
+      <w:r>
+        <w:rPr>
+          <w:lang w:val="ru-RU"/>
+        </w:rPr>
+        <w:t>хотм</w:t>
+      </w:r>
+      <w:proofErr w:type="spellEnd"/>
+      <w:r>
+        <w:rPr>
+          <w:lang w:val="ru-RU"/>
+        </w:rPr>
+        <w:t xml:space="preserve"> открыть с моим расширением</w:t>
       </w:r>
     </w:p>
     <w:p>
@@ -7916,7 +8727,7 @@
                     </pic:cNvPicPr>
                   </pic:nvPicPr>
                   <pic:blipFill>
-                    <a:blip r:embed="rId76" cstate="print"/>
+                    <a:blip r:embed="rId77" cstate="print"/>
                     <a:srcRect/>
                     <a:stretch>
                       <a:fillRect/>
@@ -7955,15 +8766,24 @@
         <w:rPr>
           <w:lang w:val="ru-RU"/>
         </w:rPr>
-        <w:t>Нажимаем открыть и видим что все открылось</w:t>
-      </w:r>
-    </w:p>
-    <w:p>
-      <w:pPr>
-        <w:rPr>
-          <w:lang w:val="ru-RU"/>
-        </w:rPr>
-      </w:pPr>
+        <w:t xml:space="preserve">Нажимаем открыть и </w:t>
+      </w:r>
+      <w:proofErr w:type="gramStart"/>
+      <w:r>
+        <w:rPr>
+          <w:lang w:val="ru-RU"/>
+        </w:rPr>
+        <w:t>видим</w:t>
+      </w:r>
+      <w:proofErr w:type="gramEnd"/>
+      <w:r>
+        <w:rPr>
+          <w:lang w:val="ru-RU"/>
+        </w:rPr>
+        <w:t xml:space="preserve"> что все открылось</w:t>
+      </w:r>
+    </w:p>
+    <w:p>
       <w:r>
         <w:rPr>
           <w:noProof/>
@@ -7987,7 +8807,7 @@
                     </pic:cNvPicPr>
                   </pic:nvPicPr>
                   <pic:blipFill>
-                    <a:blip r:embed="rId77" cstate="print"/>
+                    <a:blip r:embed="rId78" cstate="print"/>
                     <a:srcRect b="22414"/>
                     <a:stretch>
                       <a:fillRect/>
@@ -8016,6 +8836,613 @@
         </w:drawing>
       </w:r>
     </w:p>
+    <w:p>
+      <w:pPr>
+        <w:pStyle w:val="1"/>
+        <w:rPr>
+          <w:lang w:val="ru-RU"/>
+        </w:rPr>
+      </w:pPr>
+      <w:bookmarkStart w:id="22" w:name="_Toc221553744"/>
+      <w:r>
+        <w:rPr>
+          <w:lang w:val="ru-RU"/>
+        </w:rPr>
+        <w:lastRenderedPageBreak/>
+        <w:t>ЛАБОАТОРНАЯ РАБОТА №5</w:t>
+      </w:r>
+      <w:bookmarkEnd w:id="22"/>
+    </w:p>
+    <w:p>
+      <w:pPr>
+        <w:pStyle w:val="3"/>
+        <w:rPr>
+          <w:lang w:val="ru-RU"/>
+        </w:rPr>
+      </w:pPr>
+      <w:bookmarkStart w:id="23" w:name="_Toc221553745"/>
+      <w:r>
+        <w:rPr>
+          <w:lang w:val="ru-RU"/>
+        </w:rPr>
+        <w:t>Упражнение 1</w:t>
+      </w:r>
+      <w:bookmarkEnd w:id="23"/>
+    </w:p>
+    <w:p>
+      <w:pPr>
+        <w:rPr>
+          <w:lang w:val="ru-RU"/>
+        </w:rPr>
+      </w:pPr>
+      <w:r>
+        <w:rPr>
+          <w:lang w:val="ru-RU"/>
+        </w:rPr>
+        <w:t xml:space="preserve">Мы создали </w:t>
+      </w:r>
+      <w:proofErr w:type="gramStart"/>
+      <w:r>
+        <w:rPr>
+          <w:lang w:val="ru-RU"/>
+        </w:rPr>
+        <w:t>программу</w:t>
+      </w:r>
+      <w:proofErr w:type="gramEnd"/>
+      <w:r>
+        <w:rPr>
+          <w:lang w:val="ru-RU"/>
+        </w:rPr>
+        <w:t xml:space="preserve"> которая  встраивает в форму содержимое интерфейса программы </w:t>
+      </w:r>
+      <w:r>
+        <w:t>adobe</w:t>
+      </w:r>
+      <w:r>
+        <w:rPr>
+          <w:lang w:val="ru-RU"/>
+        </w:rPr>
+        <w:t xml:space="preserve"> </w:t>
+      </w:r>
+      <w:r>
+        <w:t>acrobat</w:t>
+      </w:r>
+      <w:r>
+        <w:rPr>
+          <w:lang w:val="ru-RU"/>
+        </w:rPr>
+        <w:t xml:space="preserve"> </w:t>
+      </w:r>
+    </w:p>
+    <w:p>
+      <w:pPr>
+        <w:rPr>
+          <w:lang w:val="ru-RU"/>
+        </w:rPr>
+      </w:pPr>
+      <w:r>
+        <w:rPr>
+          <w:lang w:val="ru-RU"/>
+        </w:rPr>
+        <w:t>Так же по инструкции мы добавили кнопку открыть файл и закрыть приложение</w:t>
+      </w:r>
+      <w:r>
+        <w:rPr>
+          <w:lang w:val="ru-RU"/>
+        </w:rPr>
+        <w:t xml:space="preserve"> </w:t>
+      </w:r>
+    </w:p>
+    <w:p>
+      <w:pPr>
+        <w:rPr>
+          <w:lang w:val="ru-RU"/>
+        </w:rPr>
+      </w:pPr>
+      <w:r>
+        <w:rPr>
+          <w:noProof/>
+          <w:lang w:val="ru-RU" w:eastAsia="ru-RU"/>
+        </w:rPr>
+        <w:drawing>
+          <wp:inline distT="0" distB="0" distL="0" distR="0" wp14:anchorId="2CD37379" wp14:editId="44EEAFFC">
+            <wp:extent cx="5940425" cy="3641875"/>
+            <wp:effectExtent l="0" t="0" r="0" b="0"/>
+            <wp:docPr id="36" name="Рисунок 36"/>
+            <wp:cNvGraphicFramePr>
+              <a:graphicFrameLocks xmlns:a="http://schemas.openxmlformats.org/drawingml/2006/main" noChangeAspect="1"/>
+            </wp:cNvGraphicFramePr>
+            <a:graphic xmlns:a="http://schemas.openxmlformats.org/drawingml/2006/main">
+              <a:graphicData uri="http://schemas.openxmlformats.org/drawingml/2006/picture">
+                <pic:pic xmlns:pic="http://schemas.openxmlformats.org/drawingml/2006/picture">
+                  <pic:nvPicPr>
+                    <pic:cNvPr id="0" name=""/>
+                    <pic:cNvPicPr/>
+                  </pic:nvPicPr>
+                  <pic:blipFill>
+                    <a:blip r:embed="rId79"/>
+                    <a:stretch>
+                      <a:fillRect/>
+                    </a:stretch>
+                  </pic:blipFill>
+                  <pic:spPr>
+                    <a:xfrm>
+                      <a:off x="0" y="0"/>
+                      <a:ext cx="5940425" cy="3641875"/>
+                    </a:xfrm>
+                    <a:prstGeom prst="rect">
+                      <a:avLst/>
+                    </a:prstGeom>
+                  </pic:spPr>
+                </pic:pic>
+              </a:graphicData>
+            </a:graphic>
+          </wp:inline>
+        </w:drawing>
+      </w:r>
+    </w:p>
+    <w:p>
+      <w:pPr>
+        <w:rPr>
+          <w:lang w:val="ru-RU"/>
+        </w:rPr>
+      </w:pPr>
+      <w:r>
+        <w:rPr>
+          <w:lang w:val="ru-RU"/>
+        </w:rPr>
+        <w:t xml:space="preserve">Так же по инструкции мы добавили кнопку открыть файл и закрыть приложение </w:t>
+      </w:r>
+    </w:p>
+    <w:p>
+      <w:pPr>
+        <w:rPr>
+          <w:lang w:val="ru-RU"/>
+        </w:rPr>
+      </w:pPr>
+      <w:r>
+        <w:rPr>
+          <w:noProof/>
+          <w:lang w:val="ru-RU" w:eastAsia="ru-RU"/>
+        </w:rPr>
+        <w:drawing>
+          <wp:inline distT="0" distB="0" distL="0" distR="0" wp14:anchorId="2C2C3568" wp14:editId="052F0A76">
+            <wp:extent cx="5948562" cy="2585545"/>
+            <wp:effectExtent l="0" t="0" r="0" b="0"/>
+            <wp:docPr id="38" name="Рисунок 38"/>
+            <wp:cNvGraphicFramePr>
+              <a:graphicFrameLocks xmlns:a="http://schemas.openxmlformats.org/drawingml/2006/main" noChangeAspect="1"/>
+            </wp:cNvGraphicFramePr>
+            <a:graphic xmlns:a="http://schemas.openxmlformats.org/drawingml/2006/main">
+              <a:graphicData uri="http://schemas.openxmlformats.org/drawingml/2006/picture">
+                <pic:pic xmlns:pic="http://schemas.openxmlformats.org/drawingml/2006/picture">
+                  <pic:nvPicPr>
+                    <pic:cNvPr id="0" name=""/>
+                    <pic:cNvPicPr/>
+                  </pic:nvPicPr>
+                  <pic:blipFill>
+                    <a:blip r:embed="rId80"/>
+                    <a:stretch>
+                      <a:fillRect/>
+                    </a:stretch>
+                  </pic:blipFill>
+                  <pic:spPr>
+                    <a:xfrm>
+                      <a:off x="0" y="0"/>
+                      <a:ext cx="5976773" cy="2597807"/>
+                    </a:xfrm>
+                    <a:prstGeom prst="rect">
+                      <a:avLst/>
+                    </a:prstGeom>
+                  </pic:spPr>
+                </pic:pic>
+              </a:graphicData>
+            </a:graphic>
+          </wp:inline>
+        </w:drawing>
+      </w:r>
+    </w:p>
+    <w:p>
+      <w:pPr>
+        <w:rPr>
+          <w:lang w:val="ru-RU"/>
+        </w:rPr>
+      </w:pPr>
+    </w:p>
+    <w:p>
+      <w:pPr>
+        <w:rPr>
+          <w:lang w:val="ru-RU"/>
+        </w:rPr>
+      </w:pPr>
+      <w:r>
+        <w:rPr>
+          <w:lang w:val="ru-RU"/>
+        </w:rPr>
+        <w:lastRenderedPageBreak/>
+        <w:t>При нажатии на кнопку открыть</w:t>
+      </w:r>
+    </w:p>
+    <w:p>
+      <w:pPr>
+        <w:rPr>
+          <w:lang w:val="ru-RU"/>
+        </w:rPr>
+      </w:pPr>
+      <w:r>
+        <w:rPr>
+          <w:noProof/>
+          <w:lang w:val="ru-RU" w:eastAsia="ru-RU"/>
+        </w:rPr>
+        <w:drawing>
+          <wp:inline distT="0" distB="0" distL="0" distR="0" wp14:anchorId="42A5B872" wp14:editId="55C77F65">
+            <wp:extent cx="5940425" cy="4065534"/>
+            <wp:effectExtent l="0" t="0" r="0" b="0"/>
+            <wp:docPr id="39" name="Рисунок 39"/>
+            <wp:cNvGraphicFramePr>
+              <a:graphicFrameLocks xmlns:a="http://schemas.openxmlformats.org/drawingml/2006/main" noChangeAspect="1"/>
+            </wp:cNvGraphicFramePr>
+            <a:graphic xmlns:a="http://schemas.openxmlformats.org/drawingml/2006/main">
+              <a:graphicData uri="http://schemas.openxmlformats.org/drawingml/2006/picture">
+                <pic:pic xmlns:pic="http://schemas.openxmlformats.org/drawingml/2006/picture">
+                  <pic:nvPicPr>
+                    <pic:cNvPr id="0" name=""/>
+                    <pic:cNvPicPr/>
+                  </pic:nvPicPr>
+                  <pic:blipFill>
+                    <a:blip r:embed="rId81"/>
+                    <a:stretch>
+                      <a:fillRect/>
+                    </a:stretch>
+                  </pic:blipFill>
+                  <pic:spPr>
+                    <a:xfrm>
+                      <a:off x="0" y="0"/>
+                      <a:ext cx="5940425" cy="4065534"/>
+                    </a:xfrm>
+                    <a:prstGeom prst="rect">
+                      <a:avLst/>
+                    </a:prstGeom>
+                  </pic:spPr>
+                </pic:pic>
+              </a:graphicData>
+            </a:graphic>
+          </wp:inline>
+        </w:drawing>
+      </w:r>
+    </w:p>
+    <w:p>
+      <w:pPr>
+        <w:rPr>
+          <w:lang w:val="ru-RU"/>
+        </w:rPr>
+      </w:pPr>
+      <w:proofErr w:type="gramStart"/>
+      <w:r>
+        <w:rPr>
+          <w:lang w:val="ru-RU"/>
+        </w:rPr>
+        <w:t>Но ничего не получается открыть((</w:t>
+      </w:r>
+      <w:proofErr w:type="gramEnd"/>
+    </w:p>
+    <w:p>
+      <w:pPr>
+        <w:rPr>
+          <w:lang w:val="ru-RU"/>
+        </w:rPr>
+      </w:pPr>
+      <w:r>
+        <w:rPr>
+          <w:lang w:val="ru-RU"/>
+        </w:rPr>
+        <w:t>При нажатии на кнопку закрыть закрывается программа</w:t>
+      </w:r>
+    </w:p>
+    <w:p>
+      <w:pPr>
+        <w:pStyle w:val="3"/>
+        <w:rPr>
+          <w:lang w:val="ru-RU"/>
+        </w:rPr>
+      </w:pPr>
+      <w:bookmarkStart w:id="24" w:name="_Toc221553746"/>
+      <w:r>
+        <w:rPr>
+          <w:lang w:val="ru-RU"/>
+        </w:rPr>
+        <w:t>Упражнение 2</w:t>
+      </w:r>
+      <w:bookmarkEnd w:id="24"/>
+    </w:p>
+    <w:p>
+      <w:pPr>
+        <w:rPr>
+          <w:lang w:val="ru-RU"/>
+        </w:rPr>
+      </w:pPr>
+      <w:r>
+        <w:rPr>
+          <w:lang w:val="ru-RU"/>
+        </w:rPr>
+        <w:t xml:space="preserve">Мы создали программку которая после нажатия на </w:t>
+      </w:r>
+      <w:proofErr w:type="gramStart"/>
+      <w:r>
+        <w:rPr>
+          <w:lang w:val="ru-RU"/>
+        </w:rPr>
+        <w:t xml:space="preserve">какую </w:t>
+      </w:r>
+      <w:proofErr w:type="spellStart"/>
+      <w:r>
+        <w:rPr>
+          <w:lang w:val="ru-RU"/>
+        </w:rPr>
+        <w:t>нибудь</w:t>
+      </w:r>
+      <w:proofErr w:type="spellEnd"/>
+      <w:proofErr w:type="gramEnd"/>
+      <w:r>
+        <w:rPr>
+          <w:lang w:val="ru-RU"/>
+        </w:rPr>
+        <w:t xml:space="preserve"> из этих кнопок открывает ее определенным способом</w:t>
+      </w:r>
+    </w:p>
+    <w:p>
+      <w:pPr>
+        <w:rPr>
+          <w:lang w:val="ru-RU"/>
+        </w:rPr>
+      </w:pPr>
+      <w:r>
+        <w:rPr>
+          <w:noProof/>
+          <w:lang w:val="ru-RU" w:eastAsia="ru-RU"/>
+        </w:rPr>
+        <w:drawing>
+          <wp:inline distT="0" distB="0" distL="0" distR="0" wp14:anchorId="217B14C6" wp14:editId="2F292D28">
+            <wp:extent cx="5940425" cy="3065551"/>
+            <wp:effectExtent l="0" t="0" r="0" b="0"/>
+            <wp:docPr id="41" name="Рисунок 41"/>
+            <wp:cNvGraphicFramePr>
+              <a:graphicFrameLocks xmlns:a="http://schemas.openxmlformats.org/drawingml/2006/main" noChangeAspect="1"/>
+            </wp:cNvGraphicFramePr>
+            <a:graphic xmlns:a="http://schemas.openxmlformats.org/drawingml/2006/main">
+              <a:graphicData uri="http://schemas.openxmlformats.org/drawingml/2006/picture">
+                <pic:pic xmlns:pic="http://schemas.openxmlformats.org/drawingml/2006/picture">
+                  <pic:nvPicPr>
+                    <pic:cNvPr id="0" name=""/>
+                    <pic:cNvPicPr/>
+                  </pic:nvPicPr>
+                  <pic:blipFill>
+                    <a:blip r:embed="rId82"/>
+                    <a:stretch>
+                      <a:fillRect/>
+                    </a:stretch>
+                  </pic:blipFill>
+                  <pic:spPr>
+                    <a:xfrm>
+                      <a:off x="0" y="0"/>
+                      <a:ext cx="5940425" cy="3065551"/>
+                    </a:xfrm>
+                    <a:prstGeom prst="rect">
+                      <a:avLst/>
+                    </a:prstGeom>
+                  </pic:spPr>
+                </pic:pic>
+              </a:graphicData>
+            </a:graphic>
+          </wp:inline>
+        </w:drawing>
+      </w:r>
+    </w:p>
+    <w:p>
+      <w:pPr>
+        <w:rPr>
+          <w:lang w:val="ru-RU"/>
+        </w:rPr>
+      </w:pPr>
+      <w:r>
+        <w:rPr>
+          <w:lang w:val="ru-RU"/>
+        </w:rPr>
+        <w:lastRenderedPageBreak/>
+        <w:t xml:space="preserve">При нажатии на первую кнопку форма открывается с полностью </w:t>
+      </w:r>
+      <w:proofErr w:type="gramStart"/>
+      <w:r>
+        <w:rPr>
+          <w:lang w:val="ru-RU"/>
+        </w:rPr>
+        <w:t>прозрачной</w:t>
+      </w:r>
+      <w:proofErr w:type="gramEnd"/>
+      <w:r>
+        <w:rPr>
+          <w:lang w:val="ru-RU"/>
+        </w:rPr>
+        <w:t xml:space="preserve"> до полного появления</w:t>
+      </w:r>
+    </w:p>
+    <w:p>
+      <w:pPr>
+        <w:rPr>
+          <w:lang w:val="ru-RU"/>
+        </w:rPr>
+      </w:pPr>
+      <w:r>
+        <w:rPr>
+          <w:noProof/>
+          <w:lang w:val="ru-RU" w:eastAsia="ru-RU"/>
+        </w:rPr>
+        <w:drawing>
+          <wp:inline distT="0" distB="0" distL="0" distR="0" wp14:anchorId="1995B1DD" wp14:editId="075FF0BE">
+            <wp:extent cx="5067605" cy="2096814"/>
+            <wp:effectExtent l="0" t="0" r="0" b="0"/>
+            <wp:docPr id="42" name="Рисунок 42"/>
+            <wp:cNvGraphicFramePr>
+              <a:graphicFrameLocks xmlns:a="http://schemas.openxmlformats.org/drawingml/2006/main" noChangeAspect="1"/>
+            </wp:cNvGraphicFramePr>
+            <a:graphic xmlns:a="http://schemas.openxmlformats.org/drawingml/2006/main">
+              <a:graphicData uri="http://schemas.openxmlformats.org/drawingml/2006/picture">
+                <pic:pic xmlns:pic="http://schemas.openxmlformats.org/drawingml/2006/picture">
+                  <pic:nvPicPr>
+                    <pic:cNvPr id="0" name=""/>
+                    <pic:cNvPicPr/>
+                  </pic:nvPicPr>
+                  <pic:blipFill>
+                    <a:blip r:embed="rId83"/>
+                    <a:stretch>
+                      <a:fillRect/>
+                    </a:stretch>
+                  </pic:blipFill>
+                  <pic:spPr>
+                    <a:xfrm>
+                      <a:off x="0" y="0"/>
+                      <a:ext cx="5064898" cy="2095694"/>
+                    </a:xfrm>
+                    <a:prstGeom prst="rect">
+                      <a:avLst/>
+                    </a:prstGeom>
+                  </pic:spPr>
+                </pic:pic>
+              </a:graphicData>
+            </a:graphic>
+          </wp:inline>
+        </w:drawing>
+      </w:r>
+    </w:p>
+    <w:p>
+      <w:pPr>
+        <w:rPr>
+          <w:lang w:val="ru-RU"/>
+        </w:rPr>
+      </w:pPr>
+      <w:r>
+        <w:rPr>
+          <w:lang w:val="ru-RU"/>
+        </w:rPr>
+        <w:t>При  нажатии на вторую кнопку форма проявляется слева на право</w:t>
+      </w:r>
+    </w:p>
+    <w:p>
+      <w:pPr>
+        <w:rPr>
+          <w:lang w:val="ru-RU"/>
+        </w:rPr>
+      </w:pPr>
+      <w:r>
+        <w:rPr>
+          <w:noProof/>
+          <w:lang w:val="ru-RU" w:eastAsia="ru-RU"/>
+        </w:rPr>
+        <w:drawing>
+          <wp:inline distT="0" distB="0" distL="0" distR="0" wp14:anchorId="27BCD551" wp14:editId="023B2038">
+            <wp:extent cx="4950372" cy="1754524"/>
+            <wp:effectExtent l="0" t="0" r="0" b="0"/>
+            <wp:docPr id="44" name="Рисунок 44"/>
+            <wp:cNvGraphicFramePr>
+              <a:graphicFrameLocks xmlns:a="http://schemas.openxmlformats.org/drawingml/2006/main" noChangeAspect="1"/>
+            </wp:cNvGraphicFramePr>
+            <a:graphic xmlns:a="http://schemas.openxmlformats.org/drawingml/2006/main">
+              <a:graphicData uri="http://schemas.openxmlformats.org/drawingml/2006/picture">
+                <pic:pic xmlns:pic="http://schemas.openxmlformats.org/drawingml/2006/picture">
+                  <pic:nvPicPr>
+                    <pic:cNvPr id="0" name=""/>
+                    <pic:cNvPicPr/>
+                  </pic:nvPicPr>
+                  <pic:blipFill>
+                    <a:blip r:embed="rId84"/>
+                    <a:stretch>
+                      <a:fillRect/>
+                    </a:stretch>
+                  </pic:blipFill>
+                  <pic:spPr>
+                    <a:xfrm>
+                      <a:off x="0" y="0"/>
+                      <a:ext cx="4947728" cy="1753587"/>
+                    </a:xfrm>
+                    <a:prstGeom prst="rect">
+                      <a:avLst/>
+                    </a:prstGeom>
+                  </pic:spPr>
+                </pic:pic>
+              </a:graphicData>
+            </a:graphic>
+          </wp:inline>
+        </w:drawing>
+      </w:r>
+    </w:p>
+    <w:p>
+      <w:pPr>
+        <w:rPr>
+          <w:lang w:val="ru-RU"/>
+        </w:rPr>
+      </w:pPr>
+      <w:r>
+        <w:rPr>
+          <w:lang w:val="ru-RU"/>
+        </w:rPr>
+        <w:t>При нажатии на третью кнопку она появляется из центра</w:t>
+      </w:r>
+    </w:p>
+    <w:p>
+      <w:pPr>
+        <w:rPr>
+          <w:lang w:val="ru-RU"/>
+        </w:rPr>
+      </w:pPr>
+      <w:r>
+        <w:rPr>
+          <w:noProof/>
+          <w:lang w:val="ru-RU" w:eastAsia="ru-RU"/>
+        </w:rPr>
+        <w:drawing>
+          <wp:inline distT="0" distB="0" distL="0" distR="0" wp14:anchorId="3D7D697E" wp14:editId="242269A6">
+            <wp:extent cx="5940425" cy="3590987"/>
+            <wp:effectExtent l="0" t="0" r="0" b="0"/>
+            <wp:docPr id="45" name="Рисунок 45"/>
+            <wp:cNvGraphicFramePr>
+              <a:graphicFrameLocks xmlns:a="http://schemas.openxmlformats.org/drawingml/2006/main" noChangeAspect="1"/>
+            </wp:cNvGraphicFramePr>
+            <a:graphic xmlns:a="http://schemas.openxmlformats.org/drawingml/2006/main">
+              <a:graphicData uri="http://schemas.openxmlformats.org/drawingml/2006/picture">
+                <pic:pic xmlns:pic="http://schemas.openxmlformats.org/drawingml/2006/picture">
+                  <pic:nvPicPr>
+                    <pic:cNvPr id="0" name=""/>
+                    <pic:cNvPicPr/>
+                  </pic:nvPicPr>
+                  <pic:blipFill>
+                    <a:blip r:embed="rId85"/>
+                    <a:stretch>
+                      <a:fillRect/>
+                    </a:stretch>
+                  </pic:blipFill>
+                  <pic:spPr>
+                    <a:xfrm>
+                      <a:off x="0" y="0"/>
+                      <a:ext cx="5940425" cy="3590987"/>
+                    </a:xfrm>
+                    <a:prstGeom prst="rect">
+                      <a:avLst/>
+                    </a:prstGeom>
+                  </pic:spPr>
+                </pic:pic>
+              </a:graphicData>
+            </a:graphic>
+          </wp:inline>
+        </w:drawing>
+      </w:r>
+    </w:p>
+    <w:p>
+      <w:pPr>
+        <w:rPr>
+          <w:lang w:val="ru-RU"/>
+        </w:rPr>
+      </w:pPr>
+    </w:p>
     <w:sectPr>
       <w:pgSz w:w="11906" w:h="16838"/>
       <w:pgMar w:top="1134" w:right="850" w:bottom="1134" w:left="1701" w:header="708" w:footer="708" w:gutter="0"/>
@@ -8027,7 +9454,7 @@
 </file>
 
 <file path=word/endnotes.xml><?xml version="1.0" encoding="utf-8"?>
-<w:endnotes xmlns:ve="http://schemas.openxmlformats.org/markup-compatibility/2006" xmlns:o="urn:schemas-microsoft-com:office:office" xmlns:r="http://schemas.openxmlformats.org/officeDocument/2006/relationships" xmlns:m="http://schemas.openxmlformats.org/officeDocument/2006/math" xmlns:v="urn:schemas-microsoft-com:vml" xmlns:wp="http://schemas.openxmlformats.org/drawingml/2006/wordprocessingDrawing" xmlns:w10="urn:schemas-microsoft-com:office:word" xmlns:w="http://schemas.openxmlformats.org/wordprocessingml/2006/main" xmlns:wne="http://schemas.microsoft.com/office/word/2006/wordml">
+<w:endnotes xmlns:wpc="http://schemas.microsoft.com/office/word/2010/wordprocessingCanvas" xmlns:mc="http://schemas.openxmlformats.org/markup-compatibility/2006" xmlns:o="urn:schemas-microsoft-com:office:office" xmlns:r="http://schemas.openxmlformats.org/officeDocument/2006/relationships" xmlns:m="http://schemas.openxmlformats.org/officeDocument/2006/math" xmlns:v="urn:schemas-microsoft-com:vml" xmlns:wp14="http://schemas.microsoft.com/office/word/2010/wordprocessingDrawing" xmlns:wp="http://schemas.openxmlformats.org/drawingml/2006/wordprocessingDrawing" xmlns:w10="urn:schemas-microsoft-com:office:word" xmlns:w="http://schemas.openxmlformats.org/wordprocessingml/2006/main" xmlns:w14="http://schemas.microsoft.com/office/word/2010/wordml" xmlns:wpg="http://schemas.microsoft.com/office/word/2010/wordprocessingGroup" xmlns:wpi="http://schemas.microsoft.com/office/word/2010/wordprocessingInk" xmlns:wne="http://schemas.microsoft.com/office/word/2006/wordml" xmlns:wps="http://schemas.microsoft.com/office/word/2010/wordprocessingShape" mc:Ignorable="w14 wp14">
   <w:endnote w:type="separator" w:id="-1">
     <w:p>
       <w:pPr>
@@ -8052,7 +9479,7 @@
 </file>
 
 <file path=word/footnotes.xml><?xml version="1.0" encoding="utf-8"?>
-<w:footnotes xmlns:ve="http://schemas.openxmlformats.org/markup-compatibility/2006" xmlns:o="urn:schemas-microsoft-com:office:office" xmlns:r="http://schemas.openxmlformats.org/officeDocument/2006/relationships" xmlns:m="http://schemas.openxmlformats.org/officeDocument/2006/math" xmlns:v="urn:schemas-microsoft-com:vml" xmlns:wp="http://schemas.openxmlformats.org/drawingml/2006/wordprocessingDrawing" xmlns:w10="urn:schemas-microsoft-com:office:word" xmlns:w="http://schemas.openxmlformats.org/wordprocessingml/2006/main" xmlns:wne="http://schemas.microsoft.com/office/word/2006/wordml">
+<w:footnotes xmlns:wpc="http://schemas.microsoft.com/office/word/2010/wordprocessingCanvas" xmlns:mc="http://schemas.openxmlformats.org/markup-compatibility/2006" xmlns:o="urn:schemas-microsoft-com:office:office" xmlns:r="http://schemas.openxmlformats.org/officeDocument/2006/relationships" xmlns:m="http://schemas.openxmlformats.org/officeDocument/2006/math" xmlns:v="urn:schemas-microsoft-com:vml" xmlns:wp14="http://schemas.microsoft.com/office/word/2010/wordprocessingDrawing" xmlns:wp="http://schemas.openxmlformats.org/drawingml/2006/wordprocessingDrawing" xmlns:w10="urn:schemas-microsoft-com:office:word" xmlns:w="http://schemas.openxmlformats.org/wordprocessingml/2006/main" xmlns:w14="http://schemas.microsoft.com/office/word/2010/wordml" xmlns:wpg="http://schemas.microsoft.com/office/word/2010/wordprocessingGroup" xmlns:wpi="http://schemas.microsoft.com/office/word/2010/wordprocessingInk" xmlns:wne="http://schemas.microsoft.com/office/word/2006/wordml" xmlns:wps="http://schemas.microsoft.com/office/word/2010/wordprocessingShape" mc:Ignorable="w14 wp14">
   <w:footnote w:type="separator" w:id="-1">
     <w:p>
       <w:pPr>
@@ -8077,7 +9504,7 @@
 </file>
 
 <file path=word/styles.xml><?xml version="1.0" encoding="utf-8"?>
-<w:styles xmlns:r="http://schemas.openxmlformats.org/officeDocument/2006/relationships" xmlns:w="http://schemas.openxmlformats.org/wordprocessingml/2006/main">
+<w:styles xmlns:mc="http://schemas.openxmlformats.org/markup-compatibility/2006" xmlns:r="http://schemas.openxmlformats.org/officeDocument/2006/relationships" xmlns:w="http://schemas.openxmlformats.org/wordprocessingml/2006/main" xmlns:w14="http://schemas.microsoft.com/office/word/2010/wordml" mc:Ignorable="w14">
   <w:docDefaults>
     <w:rPrDefault>
       <w:rPr>
@@ -8323,7 +9750,6 @@
     <w:uiPriority w:val="99"/>
     <w:semiHidden/>
     <w:unhideWhenUsed/>
-    <w:qFormat/>
     <w:tblPr>
       <w:tblInd w:w="0" w:type="dxa"/>
       <w:tblCellMar>
@@ -8353,7 +9779,6 @@
       <w:lang w:val="en-US"/>
     </w:rPr>
     <w:tblPr>
-      <w:tblInd w:w="0" w:type="dxa"/>
       <w:tblBorders>
         <w:top w:val="single" w:sz="4" w:space="0" w:color="auto"/>
         <w:left w:val="single" w:sz="4" w:space="0" w:color="auto"/>
@@ -8362,12 +9787,6 @@
         <w:insideH w:val="single" w:sz="4" w:space="0" w:color="auto"/>
         <w:insideV w:val="single" w:sz="4" w:space="0" w:color="auto"/>
       </w:tblBorders>
-      <w:tblCellMar>
-        <w:top w:w="0" w:type="dxa"/>
-        <w:left w:w="108" w:type="dxa"/>
-        <w:bottom w:w="0" w:type="dxa"/>
-        <w:right w:w="108" w:type="dxa"/>
-      </w:tblCellMar>
     </w:tblPr>
   </w:style>
   <w:style w:type="paragraph" w:styleId="a4">
@@ -8570,6 +9989,196 @@
       <w:sz w:val="28"/>
       <w:lang w:val="en-US"/>
     </w:rPr>
+  </w:style>
+</w:styles>
+</file>
+
+<file path=word/stylesWithEffects.xml><?xml version="1.0" encoding="utf-8"?>
+<w:styles xmlns:wpc="http://schemas.microsoft.com/office/word/2010/wordprocessingCanvas" xmlns:mc="http://schemas.openxmlformats.org/markup-compatibility/2006" xmlns:o="urn:schemas-microsoft-com:office:office" xmlns:r="http://schemas.openxmlformats.org/officeDocument/2006/relationships" xmlns:m="http://schemas.openxmlformats.org/officeDocument/2006/math" xmlns:v="urn:schemas-microsoft-com:vml" xmlns:wp14="http://schemas.microsoft.com/office/word/2010/wordprocessingDrawing" xmlns:wp="http://schemas.openxmlformats.org/drawingml/2006/wordprocessingDrawing" xmlns:w10="urn:schemas-microsoft-com:office:word" xmlns:w="http://schemas.openxmlformats.org/wordprocessingml/2006/main" xmlns:w14="http://schemas.microsoft.com/office/word/2010/wordml" xmlns:wpg="http://schemas.microsoft.com/office/word/2010/wordprocessingGroup" xmlns:wpi="http://schemas.microsoft.com/office/word/2010/wordprocessingInk" xmlns:wne="http://schemas.microsoft.com/office/word/2006/wordml" xmlns:wps="http://schemas.microsoft.com/office/word/2010/wordprocessingShape" mc:Ignorable="w14 wp14">
+  <w:docDefaults>
+    <w:rPrDefault>
+      <w:rPr>
+        <w:rFonts w:asciiTheme="minorHAnsi" w:eastAsiaTheme="minorEastAsia" w:hAnsiTheme="minorHAnsi" w:cstheme="minorBidi"/>
+        <w:sz w:val="22"/>
+        <w:szCs w:val="22"/>
+        <w:lang w:val="ru-RU" w:eastAsia="ru-RU" w:bidi="ar-SA"/>
+      </w:rPr>
+    </w:rPrDefault>
+    <w:pPrDefault>
+      <w:pPr>
+        <w:spacing w:after="200" w:line="276" w:lineRule="auto"/>
+      </w:pPr>
+    </w:pPrDefault>
+  </w:docDefaults>
+  <w:latentStyles w:defLockedState="0" w:defUIPriority="99" w:defSemiHidden="1" w:defUnhideWhenUsed="1" w:defQFormat="0" w:count="267">
+    <w:lsdException w:name="Normal" w:semiHidden="0" w:uiPriority="0" w:unhideWhenUsed="0" w:qFormat="1"/>
+    <w:lsdException w:name="heading 1" w:semiHidden="0" w:uiPriority="9" w:unhideWhenUsed="0" w:qFormat="1"/>
+    <w:lsdException w:name="heading 2" w:uiPriority="9" w:qFormat="1"/>
+    <w:lsdException w:name="heading 3" w:uiPriority="9" w:qFormat="1"/>
+    <w:lsdException w:name="heading 4" w:uiPriority="9" w:qFormat="1"/>
+    <w:lsdException w:name="heading 5" w:uiPriority="9" w:qFormat="1"/>
+    <w:lsdException w:name="heading 6" w:uiPriority="9" w:qFormat="1"/>
+    <w:lsdException w:name="heading 7" w:uiPriority="9" w:qFormat="1"/>
+    <w:lsdException w:name="heading 8" w:uiPriority="9" w:qFormat="1"/>
+    <w:lsdException w:name="heading 9" w:uiPriority="9" w:qFormat="1"/>
+    <w:lsdException w:name="toc 1" w:uiPriority="39"/>
+    <w:lsdException w:name="toc 2" w:uiPriority="39"/>
+    <w:lsdException w:name="toc 3" w:uiPriority="39"/>
+    <w:lsdException w:name="toc 4" w:uiPriority="39"/>
+    <w:lsdException w:name="toc 5" w:uiPriority="39"/>
+    <w:lsdException w:name="toc 6" w:uiPriority="39"/>
+    <w:lsdException w:name="toc 7" w:uiPriority="39"/>
+    <w:lsdException w:name="toc 8" w:uiPriority="39"/>
+    <w:lsdException w:name="toc 9" w:uiPriority="39"/>
+    <w:lsdException w:name="caption" w:uiPriority="35" w:qFormat="1"/>
+    <w:lsdException w:name="Title" w:semiHidden="0" w:uiPriority="10" w:unhideWhenUsed="0" w:qFormat="1"/>
+    <w:lsdException w:name="Default Paragraph Font" w:uiPriority="1"/>
+    <w:lsdException w:name="Subtitle" w:semiHidden="0" w:uiPriority="11" w:unhideWhenUsed="0" w:qFormat="1"/>
+    <w:lsdException w:name="Strong" w:semiHidden="0" w:uiPriority="22" w:unhideWhenUsed="0" w:qFormat="1"/>
+    <w:lsdException w:name="Emphasis" w:semiHidden="0" w:uiPriority="20" w:unhideWhenUsed="0" w:qFormat="1"/>
+    <w:lsdException w:name="Table Grid" w:semiHidden="0" w:uiPriority="59" w:unhideWhenUsed="0"/>
+    <w:lsdException w:name="Placeholder Text" w:unhideWhenUsed="0"/>
+    <w:lsdException w:name="No Spacing" w:semiHidden="0" w:uiPriority="1" w:unhideWhenUsed="0" w:qFormat="1"/>
+    <w:lsdException w:name="Light Shading" w:semiHidden="0" w:uiPriority="60" w:unhideWhenUsed="0"/>
+    <w:lsdException w:name="Light List" w:semiHidden="0" w:uiPriority="61" w:unhideWhenUsed="0"/>
+    <w:lsdException w:name="Light Grid" w:semiHidden="0" w:uiPriority="62" w:unhideWhenUsed="0"/>
+    <w:lsdException w:name="Medium Shading 1" w:semiHidden="0" w:uiPriority="63" w:unhideWhenUsed="0"/>
+    <w:lsdException w:name="Medium Shading 2" w:semiHidden="0" w:uiPriority="64" w:unhideWhenUsed="0"/>
+    <w:lsdException w:name="Medium List 1" w:semiHidden="0" w:uiPriority="65" w:unhideWhenUsed="0"/>
+    <w:lsdException w:name="Medium List 2" w:semiHidden="0" w:uiPriority="66" w:unhideWhenUsed="0"/>
+    <w:lsdException w:name="Medium Grid 1" w:semiHidden="0" w:uiPriority="67" w:unhideWhenUsed="0"/>
+    <w:lsdException w:name="Medium Grid 2" w:semiHidden="0" w:uiPriority="68" w:unhideWhenUsed="0"/>
+    <w:lsdException w:name="Medium Grid 3" w:semiHidden="0" w:uiPriority="69" w:unhideWhenUsed="0"/>
+    <w:lsdException w:name="Dark List" w:semiHidden="0" w:uiPriority="70" w:unhideWhenUsed="0"/>
+    <w:lsdException w:name="Colorful Shading" w:semiHidden="0" w:uiPriority="71" w:unhideWhenUsed="0"/>
+    <w:lsdException w:name="Colorful List" w:semiHidden="0" w:uiPriority="72" w:unhideWhenUsed="0"/>
+    <w:lsdException w:name="Colorful Grid" w:semiHidden="0" w:uiPriority="73" w:unhideWhenUsed="0"/>
+    <w:lsdException w:name="Light Shading Accent 1" w:semiHidden="0" w:uiPriority="60" w:unhideWhenUsed="0"/>
+    <w:lsdException w:name="Light List Accent 1" w:semiHidden="0" w:uiPriority="61" w:unhideWhenUsed="0"/>
+    <w:lsdException w:name="Light Grid Accent 1" w:semiHidden="0" w:uiPriority="62" w:unhideWhenUsed="0"/>
+    <w:lsdException w:name="Medium Shading 1 Accent 1" w:semiHidden="0" w:uiPriority="63" w:unhideWhenUsed="0"/>
+    <w:lsdException w:name="Medium Shading 2 Accent 1" w:semiHidden="0" w:uiPriority="64" w:unhideWhenUsed="0"/>
+    <w:lsdException w:name="Medium List 1 Accent 1" w:semiHidden="0" w:uiPriority="65" w:unhideWhenUsed="0"/>
+    <w:lsdException w:name="Revision" w:unhideWhenUsed="0"/>
+    <w:lsdException w:name="List Paragraph" w:semiHidden="0" w:uiPriority="34" w:unhideWhenUsed="0" w:qFormat="1"/>
+    <w:lsdException w:name="Quote" w:semiHidden="0" w:uiPriority="29" w:unhideWhenUsed="0" w:qFormat="1"/>
+    <w:lsdException w:name="Intense Quote" w:semiHidden="0" w:uiPriority="30" w:unhideWhenUsed="0" w:qFormat="1"/>
+    <w:lsdException w:name="Medium List 2 Accent 1" w:semiHidden="0" w:uiPriority="66" w:unhideWhenUsed="0"/>
+    <w:lsdException w:name="Medium Grid 1 Accent 1" w:semiHidden="0" w:uiPriority="67" w:unhideWhenUsed="0"/>
+    <w:lsdException w:name="Medium Grid 2 Accent 1" w:semiHidden="0" w:uiPriority="68" w:unhideWhenUsed="0"/>
+    <w:lsdException w:name="Medium Grid 3 Accent 1" w:semiHidden="0" w:uiPriority="69" w:unhideWhenUsed="0"/>
+    <w:lsdException w:name="Dark List Accent 1" w:semiHidden="0" w:uiPriority="70" w:unhideWhenUsed="0"/>
+    <w:lsdException w:name="Colorful Shading Accent 1" w:semiHidden="0" w:uiPriority="71" w:unhideWhenUsed="0"/>
+    <w:lsdException w:name="Colorful List Accent 1" w:semiHidden="0" w:uiPriority="72" w:unhideWhenUsed="0"/>
+    <w:lsdException w:name="Colorful Grid Accent 1" w:semiHidden="0" w:uiPriority="73" w:unhideWhenUsed="0"/>
+    <w:lsdException w:name="Light Shading Accent 2" w:semiHidden="0" w:uiPriority="60" w:unhideWhenUsed="0"/>
+    <w:lsdException w:name="Light List Accent 2" w:semiHidden="0" w:uiPriority="61" w:unhideWhenUsed="0"/>
+    <w:lsdException w:name="Light Grid Accent 2" w:semiHidden="0" w:uiPriority="62" w:unhideWhenUsed="0"/>
+    <w:lsdException w:name="Medium Shading 1 Accent 2" w:semiHidden="0" w:uiPriority="63" w:unhideWhenUsed="0"/>
+    <w:lsdException w:name="Medium Shading 2 Accent 2" w:semiHidden="0" w:uiPriority="64" w:unhideWhenUsed="0"/>
+    <w:lsdException w:name="Medium List 1 Accent 2" w:semiHidden="0" w:uiPriority="65" w:unhideWhenUsed="0"/>
+    <w:lsdException w:name="Medium List 2 Accent 2" w:semiHidden="0" w:uiPriority="66" w:unhideWhenUsed="0"/>
+    <w:lsdException w:name="Medium Grid 1 Accent 2" w:semiHidden="0" w:uiPriority="67" w:unhideWhenUsed="0"/>
+    <w:lsdException w:name="Medium Grid 2 Accent 2" w:semiHidden="0" w:uiPriority="68" w:unhideWhenUsed="0"/>
+    <w:lsdException w:name="Medium Grid 3 Accent 2" w:semiHidden="0" w:uiPriority="69" w:unhideWhenUsed="0"/>
+    <w:lsdException w:name="Dark List Accent 2" w:semiHidden="0" w:uiPriority="70" w:unhideWhenUsed="0"/>
+    <w:lsdException w:name="Colorful Shading Accent 2" w:semiHidden="0" w:uiPriority="71" w:unhideWhenUsed="0"/>
+    <w:lsdException w:name="Colorful List Accent 2" w:semiHidden="0" w:uiPriority="72" w:unhideWhenUsed="0"/>
+    <w:lsdException w:name="Colorful Grid Accent 2" w:semiHidden="0" w:uiPriority="73" w:unhideWhenUsed="0"/>
+    <w:lsdException w:name="Light Shading Accent 3" w:semiHidden="0" w:uiPriority="60" w:unhideWhenUsed="0"/>
+    <w:lsdException w:name="Light List Accent 3" w:semiHidden="0" w:uiPriority="61" w:unhideWhenUsed="0"/>
+    <w:lsdException w:name="Light Grid Accent 3" w:semiHidden="0" w:uiPriority="62" w:unhideWhenUsed="0"/>
+    <w:lsdException w:name="Medium Shading 1 Accent 3" w:semiHidden="0" w:uiPriority="63" w:unhideWhenUsed="0"/>
+    <w:lsdException w:name="Medium Shading 2 Accent 3" w:semiHidden="0" w:uiPriority="64" w:unhideWhenUsed="0"/>
+    <w:lsdException w:name="Medium List 1 Accent 3" w:semiHidden="0" w:uiPriority="65" w:unhideWhenUsed="0"/>
+    <w:lsdException w:name="Medium List 2 Accent 3" w:semiHidden="0" w:uiPriority="66" w:unhideWhenUsed="0"/>
+    <w:lsdException w:name="Medium Grid 1 Accent 3" w:semiHidden="0" w:uiPriority="67" w:unhideWhenUsed="0"/>
+    <w:lsdException w:name="Medium Grid 2 Accent 3" w:semiHidden="0" w:uiPriority="68" w:unhideWhenUsed="0"/>
+    <w:lsdException w:name="Medium Grid 3 Accent 3" w:semiHidden="0" w:uiPriority="69" w:unhideWhenUsed="0"/>
+    <w:lsdException w:name="Dark List Accent 3" w:semiHidden="0" w:uiPriority="70" w:unhideWhenUsed="0"/>
+    <w:lsdException w:name="Colorful Shading Accent 3" w:semiHidden="0" w:uiPriority="71" w:unhideWhenUsed="0"/>
+    <w:lsdException w:name="Colorful List Accent 3" w:semiHidden="0" w:uiPriority="72" w:unhideWhenUsed="0"/>
+    <w:lsdException w:name="Colorful Grid Accent 3" w:semiHidden="0" w:uiPriority="73" w:unhideWhenUsed="0"/>
+    <w:lsdException w:name="Light Shading Accent 4" w:semiHidden="0" w:uiPriority="60" w:unhideWhenUsed="0"/>
+    <w:lsdException w:name="Light List Accent 4" w:semiHidden="0" w:uiPriority="61" w:unhideWhenUsed="0"/>
+    <w:lsdException w:name="Light Grid Accent 4" w:semiHidden="0" w:uiPriority="62" w:unhideWhenUsed="0"/>
+    <w:lsdException w:name="Medium Shading 1 Accent 4" w:semiHidden="0" w:uiPriority="63" w:unhideWhenUsed="0"/>
+    <w:lsdException w:name="Medium Shading 2 Accent 4" w:semiHidden="0" w:uiPriority="64" w:unhideWhenUsed="0"/>
+    <w:lsdException w:name="Medium List 1 Accent 4" w:semiHidden="0" w:uiPriority="65" w:unhideWhenUsed="0"/>
+    <w:lsdException w:name="Medium List 2 Accent 4" w:semiHidden="0" w:uiPriority="66" w:unhideWhenUsed="0"/>
+    <w:lsdException w:name="Medium Grid 1 Accent 4" w:semiHidden="0" w:uiPriority="67" w:unhideWhenUsed="0"/>
+    <w:lsdException w:name="Medium Grid 2 Accent 4" w:semiHidden="0" w:uiPriority="68" w:unhideWhenUsed="0"/>
+    <w:lsdException w:name="Medium Grid 3 Accent 4" w:semiHidden="0" w:uiPriority="69" w:unhideWhenUsed="0"/>
+    <w:lsdException w:name="Dark List Accent 4" w:semiHidden="0" w:uiPriority="70" w:unhideWhenUsed="0"/>
+    <w:lsdException w:name="Colorful Shading Accent 4" w:semiHidden="0" w:uiPriority="71" w:unhideWhenUsed="0"/>
+    <w:lsdException w:name="Colorful List Accent 4" w:semiHidden="0" w:uiPriority="72" w:unhideWhenUsed="0"/>
+    <w:lsdException w:name="Colorful Grid Accent 4" w:semiHidden="0" w:uiPriority="73" w:unhideWhenUsed="0"/>
+    <w:lsdException w:name="Light Shading Accent 5" w:semiHidden="0" w:uiPriority="60" w:unhideWhenUsed="0"/>
+    <w:lsdException w:name="Light List Accent 5" w:semiHidden="0" w:uiPriority="61" w:unhideWhenUsed="0"/>
+    <w:lsdException w:name="Light Grid Accent 5" w:semiHidden="0" w:uiPriority="62" w:unhideWhenUsed="0"/>
+    <w:lsdException w:name="Medium Shading 1 Accent 5" w:semiHidden="0" w:uiPriority="63" w:unhideWhenUsed="0"/>
+    <w:lsdException w:name="Medium Shading 2 Accent 5" w:semiHidden="0" w:uiPriority="64" w:unhideWhenUsed="0"/>
+    <w:lsdException w:name="Medium List 1 Accent 5" w:semiHidden="0" w:uiPriority="65" w:unhideWhenUsed="0"/>
+    <w:lsdException w:name="Medium List 2 Accent 5" w:semiHidden="0" w:uiPriority="66" w:unhideWhenUsed="0"/>
+    <w:lsdException w:name="Medium Grid 1 Accent 5" w:semiHidden="0" w:uiPriority="67" w:unhideWhenUsed="0"/>
+    <w:lsdException w:name="Medium Grid 2 Accent 5" w:semiHidden="0" w:uiPriority="68" w:unhideWhenUsed="0"/>
+    <w:lsdException w:name="Medium Grid 3 Accent 5" w:semiHidden="0" w:uiPriority="69" w:unhideWhenUsed="0"/>
+    <w:lsdException w:name="Dark List Accent 5" w:semiHidden="0" w:uiPriority="70" w:unhideWhenUsed="0"/>
+    <w:lsdException w:name="Colorful Shading Accent 5" w:semiHidden="0" w:uiPriority="71" w:unhideWhenUsed="0"/>
+    <w:lsdException w:name="Colorful List Accent 5" w:semiHidden="0" w:uiPriority="72" w:unhideWhenUsed="0"/>
+    <w:lsdException w:name="Colorful Grid Accent 5" w:semiHidden="0" w:uiPriority="73" w:unhideWhenUsed="0"/>
+    <w:lsdException w:name="Light Shading Accent 6" w:semiHidden="0" w:uiPriority="60" w:unhideWhenUsed="0"/>
+    <w:lsdException w:name="Light List Accent 6" w:semiHidden="0" w:uiPriority="61" w:unhideWhenUsed="0"/>
+    <w:lsdException w:name="Light Grid Accent 6" w:semiHidden="0" w:uiPriority="62" w:unhideWhenUsed="0"/>
+    <w:lsdException w:name="Medium Shading 1 Accent 6" w:semiHidden="0" w:uiPriority="63" w:unhideWhenUsed="0"/>
+    <w:lsdException w:name="Medium Shading 2 Accent 6" w:semiHidden="0" w:uiPriority="64" w:unhideWhenUsed="0"/>
+    <w:lsdException w:name="Medium List 1 Accent 6" w:semiHidden="0" w:uiPriority="65" w:unhideWhenUsed="0"/>
+    <w:lsdException w:name="Medium List 2 Accent 6" w:semiHidden="0" w:uiPriority="66" w:unhideWhenUsed="0"/>
+    <w:lsdException w:name="Medium Grid 1 Accent 6" w:semiHidden="0" w:uiPriority="67" w:unhideWhenUsed="0"/>
+    <w:lsdException w:name="Medium Grid 2 Accent 6" w:semiHidden="0" w:uiPriority="68" w:unhideWhenUsed="0"/>
+    <w:lsdException w:name="Medium Grid 3 Accent 6" w:semiHidden="0" w:uiPriority="69" w:unhideWhenUsed="0"/>
+    <w:lsdException w:name="Dark List Accent 6" w:semiHidden="0" w:uiPriority="70" w:unhideWhenUsed="0"/>
+    <w:lsdException w:name="Colorful Shading Accent 6" w:semiHidden="0" w:uiPriority="71" w:unhideWhenUsed="0"/>
+    <w:lsdException w:name="Colorful List Accent 6" w:semiHidden="0" w:uiPriority="72" w:unhideWhenUsed="0"/>
+    <w:lsdException w:name="Colorful Grid Accent 6" w:semiHidden="0" w:uiPriority="73" w:unhideWhenUsed="0"/>
+    <w:lsdException w:name="Subtle Emphasis" w:semiHidden="0" w:uiPriority="19" w:unhideWhenUsed="0" w:qFormat="1"/>
+    <w:lsdException w:name="Intense Emphasis" w:semiHidden="0" w:uiPriority="21" w:unhideWhenUsed="0" w:qFormat="1"/>
+    <w:lsdException w:name="Subtle Reference" w:semiHidden="0" w:uiPriority="31" w:unhideWhenUsed="0" w:qFormat="1"/>
+    <w:lsdException w:name="Intense Reference" w:semiHidden="0" w:uiPriority="32" w:unhideWhenUsed="0" w:qFormat="1"/>
+    <w:lsdException w:name="Book Title" w:semiHidden="0" w:uiPriority="33" w:unhideWhenUsed="0" w:qFormat="1"/>
+    <w:lsdException w:name="Bibliography" w:uiPriority="37"/>
+    <w:lsdException w:name="TOC Heading" w:uiPriority="39" w:qFormat="1"/>
+  </w:latentStyles>
+  <w:style w:type="paragraph" w:default="1" w:styleId="a">
+    <w:name w:val="Normal"/>
+    <w:qFormat/>
+  </w:style>
+  <w:style w:type="character" w:default="1" w:styleId="a0">
+    <w:name w:val="Default Paragraph Font"/>
+    <w:uiPriority w:val="1"/>
+    <w:semiHidden/>
+    <w:unhideWhenUsed/>
+  </w:style>
+  <w:style w:type="table" w:default="1" w:styleId="a1">
+    <w:name w:val="Normal Table"/>
+    <w:uiPriority w:val="99"/>
+    <w:semiHidden/>
+    <w:unhideWhenUsed/>
+    <w:tblPr>
+      <w:tblInd w:w="0" w:type="dxa"/>
+      <w:tblCellMar>
+        <w:top w:w="0" w:type="dxa"/>
+        <w:left w:w="108" w:type="dxa"/>
+        <w:bottom w:w="0" w:type="dxa"/>
+        <w:right w:w="108" w:type="dxa"/>
+      </w:tblCellMar>
+    </w:tblPr>
+  </w:style>
+  <w:style w:type="numbering" w:default="1" w:styleId="a2">
+    <w:name w:val="No List"/>
+    <w:uiPriority w:val="99"/>
+    <w:semiHidden/>
+    <w:unhideWhenUsed/>
   </w:style>
 </w:styles>
 </file>
@@ -8862,7 +10471,7 @@
 </file>
 
 <file path=customXml/itemProps1.xml><?xml version="1.0" encoding="utf-8"?>
-<ds:datastoreItem xmlns:ds="http://schemas.openxmlformats.org/officeDocument/2006/customXml" ds:itemID="{1EDEE560-AC17-4409-96C1-A5A39DDFBDB2}">
+<ds:datastoreItem xmlns:ds="http://schemas.openxmlformats.org/officeDocument/2006/customXml" ds:itemID="{AA6A4733-8B38-40B6-BCBA-B482F886DFB3}">
   <ds:schemaRefs>
     <ds:schemaRef ds:uri="http://schemas.openxmlformats.org/officeDocument/2006/bibliography"/>
   </ds:schemaRefs>
